--- a/klagomål/A 30704-2021 FSC-klagomål.docx
+++ b/klagomål/A 30704-2021 FSC-klagomål.docx
@@ -806,7 +806,7 @@
     <w:r>
       <w:tab/>
       <w:tab/>
-      <w:t>2025-12-19</w:t>
+      <w:t>2025-12-20</w:t>
       <w:br/>
       <w:br/>
     </w:r>

--- a/klagomål/A 30704-2021 FSC-klagomål.docx
+++ b/klagomål/A 30704-2021 FSC-klagomål.docx
@@ -806,7 +806,7 @@
     <w:r>
       <w:tab/>
       <w:tab/>
-      <w:t>2025-12-20</w:t>
+      <w:t>2025-12-21</w:t>
       <w:br/>
       <w:br/>
     </w:r>

--- a/klagomål/A 30704-2021 FSC-klagomål.docx
+++ b/klagomål/A 30704-2021 FSC-klagomål.docx
@@ -806,7 +806,7 @@
     <w:r>
       <w:tab/>
       <w:tab/>
-      <w:t>2025-12-21</w:t>
+      <w:t>2025-12-22</w:t>
       <w:br/>
       <w:br/>
     </w:r>

--- a/klagomål/A 30704-2021 FSC-klagomål.docx
+++ b/klagomål/A 30704-2021 FSC-klagomål.docx
@@ -806,7 +806,7 @@
     <w:r>
       <w:tab/>
       <w:tab/>
-      <w:t>2025-12-22</w:t>
+      <w:t>2025-12-26</w:t>
       <w:br/>
       <w:br/>
     </w:r>

--- a/klagomål/A 30704-2021 FSC-klagomål.docx
+++ b/klagomål/A 30704-2021 FSC-klagomål.docx
@@ -806,7 +806,7 @@
     <w:r>
       <w:tab/>
       <w:tab/>
-      <w:t>2025-12-26</w:t>
+      <w:t>2025-12-28</w:t>
       <w:br/>
       <w:br/>
     </w:r>

--- a/klagomål/A 30704-2021 FSC-klagomål.docx
+++ b/klagomål/A 30704-2021 FSC-klagomål.docx
@@ -806,7 +806,7 @@
     <w:r>
       <w:tab/>
       <w:tab/>
-      <w:t>2025-12-28</w:t>
+      <w:t>2025-12-29</w:t>
       <w:br/>
       <w:br/>
     </w:r>

--- a/klagomål/A 30704-2021 FSC-klagomål.docx
+++ b/klagomål/A 30704-2021 FSC-klagomål.docx
@@ -806,7 +806,7 @@
     <w:r>
       <w:tab/>
       <w:tab/>
-      <w:t>2025-12-29</w:t>
+      <w:t>2025-12-30</w:t>
       <w:br/>
       <w:br/>
     </w:r>

--- a/klagomål/A 30704-2021 FSC-klagomål.docx
+++ b/klagomål/A 30704-2021 FSC-klagomål.docx
@@ -806,7 +806,7 @@
     <w:r>
       <w:tab/>
       <w:tab/>
-      <w:t>2025-12-30</w:t>
+      <w:t>2025-12-31</w:t>
       <w:br/>
       <w:br/>
     </w:r>

--- a/klagomål/A 30704-2021 FSC-klagomål.docx
+++ b/klagomål/A 30704-2021 FSC-klagomål.docx
@@ -806,7 +806,7 @@
     <w:r>
       <w:tab/>
       <w:tab/>
-      <w:t>2025-12-31</w:t>
+      <w:t>2026-01-03</w:t>
       <w:br/>
       <w:br/>
     </w:r>

--- a/klagomål/A 30704-2021 FSC-klagomål.docx
+++ b/klagomål/A 30704-2021 FSC-klagomål.docx
@@ -806,7 +806,7 @@
     <w:r>
       <w:tab/>
       <w:tab/>
-      <w:t>2026-01-07</w:t>
+      <w:t>2026-01-08</w:t>
       <w:br/>
       <w:br/>
     </w:r>

--- a/klagomål/A 30704-2021 FSC-klagomål.docx
+++ b/klagomål/A 30704-2021 FSC-klagomål.docx
@@ -806,7 +806,7 @@
     <w:r>
       <w:tab/>
       <w:tab/>
-      <w:t>2026-01-08</w:t>
+      <w:t>2026-01-09</w:t>
       <w:br/>
       <w:br/>
     </w:r>

--- a/klagomål/A 30704-2021 FSC-klagomål.docx
+++ b/klagomål/A 30704-2021 FSC-klagomål.docx
@@ -806,7 +806,7 @@
     <w:r>
       <w:tab/>
       <w:tab/>
-      <w:t>2026-01-09</w:t>
+      <w:t>2026-01-10</w:t>
       <w:br/>
       <w:br/>
     </w:r>

--- a/klagomål/A 30704-2021 FSC-klagomål.docx
+++ b/klagomål/A 30704-2021 FSC-klagomål.docx
@@ -806,7 +806,7 @@
     <w:r>
       <w:tab/>
       <w:tab/>
-      <w:t>2026-01-10</w:t>
+      <w:t>2026-01-11</w:t>
       <w:br/>
       <w:br/>
     </w:r>

--- a/klagomål/A 30704-2021 FSC-klagomål.docx
+++ b/klagomål/A 30704-2021 FSC-klagomål.docx
@@ -806,7 +806,7 @@
     <w:r>
       <w:tab/>
       <w:tab/>
-      <w:t>2026-01-11</w:t>
+      <w:t>2026-01-12</w:t>
       <w:br/>
       <w:br/>
     </w:r>

--- a/klagomål/A 30704-2021 FSC-klagomål.docx
+++ b/klagomål/A 30704-2021 FSC-klagomål.docx
@@ -806,7 +806,7 @@
     <w:r>
       <w:tab/>
       <w:tab/>
-      <w:t>2026-01-12</w:t>
+      <w:t>2026-01-13</w:t>
       <w:br/>
       <w:br/>
     </w:r>

--- a/klagomål/A 30704-2021 FSC-klagomål.docx
+++ b/klagomål/A 30704-2021 FSC-klagomål.docx
@@ -806,7 +806,7 @@
     <w:r>
       <w:tab/>
       <w:tab/>
-      <w:t>2026-01-13</w:t>
+      <w:t>2026-01-14</w:t>
       <w:br/>
       <w:br/>
     </w:r>

--- a/klagomål/A 30704-2021 FSC-klagomål.docx
+++ b/klagomål/A 30704-2021 FSC-klagomål.docx
@@ -806,7 +806,7 @@
     <w:r>
       <w:tab/>
       <w:tab/>
-      <w:t>2026-01-14</w:t>
+      <w:t>2026-01-15</w:t>
       <w:br/>
       <w:br/>
     </w:r>

--- a/klagomål/A 30704-2021 FSC-klagomål.docx
+++ b/klagomål/A 30704-2021 FSC-klagomål.docx
@@ -806,7 +806,7 @@
     <w:r>
       <w:tab/>
       <w:tab/>
-      <w:t>2026-01-15</w:t>
+      <w:t>2026-01-16</w:t>
       <w:br/>
       <w:br/>
     </w:r>

--- a/klagomål/A 30704-2021 FSC-klagomål.docx
+++ b/klagomål/A 30704-2021 FSC-klagomål.docx
@@ -806,7 +806,7 @@
     <w:r>
       <w:tab/>
       <w:tab/>
-      <w:t>2026-01-16</w:t>
+      <w:t>2026-01-17</w:t>
       <w:br/>
       <w:br/>
     </w:r>

--- a/klagomål/A 30704-2021 FSC-klagomål.docx
+++ b/klagomål/A 30704-2021 FSC-klagomål.docx
@@ -806,7 +806,7 @@
     <w:r>
       <w:tab/>
       <w:tab/>
-      <w:t>2026-01-17</w:t>
+      <w:t>2026-01-18</w:t>
       <w:br/>
       <w:br/>
     </w:r>

--- a/klagomål/A 30704-2021 FSC-klagomål.docx
+++ b/klagomål/A 30704-2021 FSC-klagomål.docx
@@ -806,7 +806,7 @@
     <w:r>
       <w:tab/>
       <w:tab/>
-      <w:t>2026-01-18</w:t>
+      <w:t>2026-01-19</w:t>
       <w:br/>
       <w:br/>
     </w:r>

--- a/klagomål/A 30704-2021 FSC-klagomål.docx
+++ b/klagomål/A 30704-2021 FSC-klagomål.docx
@@ -806,7 +806,7 @@
     <w:r>
       <w:tab/>
       <w:tab/>
-      <w:t>2026-01-19</w:t>
+      <w:t>2026-01-20</w:t>
       <w:br/>
       <w:br/>
     </w:r>

--- a/klagomål/A 30704-2021 FSC-klagomål.docx
+++ b/klagomål/A 30704-2021 FSC-klagomål.docx
@@ -806,7 +806,7 @@
     <w:r>
       <w:tab/>
       <w:tab/>
-      <w:t>2026-01-20</w:t>
+      <w:t>2026-01-21</w:t>
       <w:br/>
       <w:br/>
     </w:r>

--- a/klagomål/A 30704-2021 FSC-klagomål.docx
+++ b/klagomål/A 30704-2021 FSC-klagomål.docx
@@ -806,7 +806,7 @@
     <w:r>
       <w:tab/>
       <w:tab/>
-      <w:t>2026-01-21</w:t>
+      <w:t>2026-01-23</w:t>
       <w:br/>
       <w:br/>
     </w:r>

--- a/klagomål/A 30704-2021 FSC-klagomål.docx
+++ b/klagomål/A 30704-2021 FSC-klagomål.docx
@@ -806,7 +806,7 @@
     <w:r>
       <w:tab/>
       <w:tab/>
-      <w:t>2026-01-23</w:t>
+      <w:t>2026-01-24</w:t>
       <w:br/>
       <w:br/>
     </w:r>

--- a/klagomål/A 30704-2021 FSC-klagomål.docx
+++ b/klagomål/A 30704-2021 FSC-klagomål.docx
@@ -806,7 +806,7 @@
     <w:r>
       <w:tab/>
       <w:tab/>
-      <w:t>2026-01-24</w:t>
+      <w:t>2026-01-25</w:t>
       <w:br/>
       <w:br/>
     </w:r>

--- a/klagomål/A 30704-2021 FSC-klagomål.docx
+++ b/klagomål/A 30704-2021 FSC-klagomål.docx
@@ -806,7 +806,7 @@
     <w:r>
       <w:tab/>
       <w:tab/>
-      <w:t>2026-01-25</w:t>
+      <w:t>2026-01-26</w:t>
       <w:br/>
       <w:br/>
     </w:r>

--- a/klagomål/A 30704-2021 FSC-klagomål.docx
+++ b/klagomål/A 30704-2021 FSC-klagomål.docx
@@ -806,7 +806,7 @@
     <w:r>
       <w:tab/>
       <w:tab/>
-      <w:t>2026-01-26</w:t>
+      <w:t>2026-01-27</w:t>
       <w:br/>
       <w:br/>
     </w:r>

--- a/klagomål/A 30704-2021 FSC-klagomål.docx
+++ b/klagomål/A 30704-2021 FSC-klagomål.docx
@@ -806,7 +806,7 @@
     <w:r>
       <w:tab/>
       <w:tab/>
-      <w:t>2026-01-27</w:t>
+      <w:t>2026-01-28</w:t>
       <w:br/>
       <w:br/>
     </w:r>

--- a/klagomål/A 30704-2021 FSC-klagomål.docx
+++ b/klagomål/A 30704-2021 FSC-klagomål.docx
@@ -112,7 +112,7 @@
         <w:pStyle w:val="ListBullet"/>
       </w:pPr>
       <w:r>
-        <w:t>Om ett ombud (tex Norra skog eller Mellanskog) avverkningsanmäler en skog med naturvärden motsvarande nyckelbiotops kvalité men markägaren inte är FSC certifierad, bör du skicka in ett FSC kontrollerat virke klagomål. Då ska klagomålet skickas till ombudsföretaget.</w:t>
+        <w:t>Om ett ombud (tex Norra skog eller Mellanskog) avverkningsanmäler en skog med naturvärden motsvarande nyckelbiotops kvalitet men markägaren inte är FSC certifierad, bör du skicka in ett FSC kontrollerat virke klagomål. Då ska klagomålet skickas till ombudsföretaget.</w:t>
       </w:r>
     </w:p>
     <w:p>
@@ -254,7 +254,7 @@
         <w:t>Lunglav (NT)</w:t>
       </w:r>
       <w:r>
-        <w:t xml:space="preserve"> är en av vårt lands främsta signalarter som överallt indikerar gamla lövträd, skogsbestånd med höga naturvärden och ekosystem med lång skoglig kontinuitet. Lokalt kan förekomsten vara mycket riklig men den hittas nästan enbart i gamla och ej slutavverkade skogar. Artens samtliga förekomster bör uppmärksammas från naturvårdssynpunkt, då många lokaler även hyser andra ovanliga och rödlistade arter. Rikliga förekomster bör skyddas med biotopskydd, frivilliga avsättningar eller reservat. Det finns ett antal sällsynta lavparasiter som växer på lunglav: lunglavsknapp (VU), skrovelmössing (DD), lunglavshårprick (DD), </w:t>
+        <w:t xml:space="preserve"> är en av vårt lands främsta signalarter som överallt indikerar gamla lövträd, skogsbestånd med höga naturvärden och ekosystem med långskoglig kontinuitet. Lokalt kan förekomsten vara mycket riklig men den hittas nästan enbart i gamla och ej slutavverkade skogar. Artens samtliga förekomster bör uppmärksammas från naturvårdssynpunkt, då många lokaler även hyser andra ovanliga och rödlistade arter. Rikliga förekomster bör skyddas med biotopskydd, frivilliga avsättningar eller reservat. Det finns ett antal sällsynta lavparasiter som växer på lunglav: lunglavsknapp (VU), skrovelmössing (DD), lunglavshårprick (DD), </w:t>
       </w:r>
       <w:r>
         <w:rPr>
@@ -272,7 +272,25 @@
         <w:t>Chalara lobariae</w:t>
       </w:r>
       <w:r>
-        <w:t xml:space="preserve"> (NA) (SLU Artdatabanken, 2025; SLU Artdatabanken, 2024; Nitare &amp; Skogsstyrelsen, 2019).</w:t>
+        <w:t xml:space="preserve"> (NA). Lunglav är typisk art för </w:t>
+      </w:r>
+      <w:r>
+        <w:rPr>
+          <w:i/>
+        </w:rPr>
+        <w:t>9010 Taiga, 9020 Nordlig ädellövskog, 9110 Näringsfattig bokskog, 9130 Näringsrik bokskog, 9160 Näringsrik ekskog, 9180 Ädellövskog i branter, 9190 Näringsfattig ekskog, 9070 Trädklädd betesmark, 9040 Fjällbjörkskog</w:t>
+      </w:r>
+      <w:r>
+        <w:t xml:space="preserve"> och</w:t>
+      </w:r>
+      <w:r>
+        <w:rPr>
+          <w:i/>
+        </w:rPr>
+        <w:t xml:space="preserve"> 6530 Lövängar</w:t>
+      </w:r>
+      <w:r>
+        <w:t xml:space="preserve"> (SLU Artdatabanken, 2025; SLU Artdatabanken, 2024; Nitare &amp; Skogsstyrelsen, 2019).</w:t>
       </w:r>
     </w:p>
     <w:p>
@@ -575,7 +593,25 @@
     </w:p>
     <w:p>
       <w:r>
-        <w:t>Lunglav (NT) är en av vårt lands främsta signalarter som överallt indikerar gamla lövträd, skogsbestånd med höga naturvärden och ekosystem med lång skoglig kontinuitet. Lokalt kan förekomsten vara mycket riklig men den hittas nästan enbart i gamla och ej slutavverkade skogar. Artens samtliga förekomster bör uppmärksammas från naturvårdssynpunkt, då många lokaler även hyser andra ovanliga och rödlistade arter. Rikliga förekomster bör skyddas med biotopskydd, frivilliga avsättningar eller reservat (SLU Artdatabanken, 2024; Nitare &amp; Skogsstyrelsen, 2019).</w:t>
+        <w:t xml:space="preserve">Lunglav (NT) är en av vårt lands främsta signalarter som överallt indikerar gamla lövträd, skogsbestånd med höga naturvärden och ekosystem med lång skoglig kontinuitet. Lokalt kan förekomsten vara mycket riklig men den hittas nästan enbart i gamla och ej slutavverkade skogar. Artens samtliga förekomster bör uppmärksammas från naturvårdssynpunkt, då många lokaler även hyser andra ovanliga och rödlistade arter. Rikliga förekomster bör skyddas med biotopskydd, frivilliga avsättningar eller reservat. Lunglav är typisk art för </w:t>
+      </w:r>
+      <w:r>
+        <w:rPr>
+          <w:i/>
+        </w:rPr>
+        <w:t>9010 Taiga, 9020 Nordlig ädellövskog, 9110 Näringsfattig bokskog, 9130 Näringsrik bokskog, 9160 Näringsrik ekskog, 9180 Ädellövskog i branter, 9190 Näringsfattig ekskog, 9070 Trädklädd betesmark, 9040 Fjällbjörkskog</w:t>
+      </w:r>
+      <w:r>
+        <w:t xml:space="preserve"> och</w:t>
+      </w:r>
+      <w:r>
+        <w:rPr>
+          <w:i/>
+        </w:rPr>
+        <w:t xml:space="preserve"> 6530 Lövängar</w:t>
+      </w:r>
+      <w:r>
+        <w:t xml:space="preserve"> (SLU Artdatabanken, 2024; Nitare &amp; Skogsstyrelsen, 2019).</w:t>
       </w:r>
     </w:p>
     <w:p>
@@ -806,7 +842,7 @@
     <w:r>
       <w:tab/>
       <w:tab/>
-      <w:t>2026-01-28</w:t>
+      <w:t>2026-01-29</w:t>
       <w:br/>
       <w:br/>
     </w:r>

--- a/klagomål/A 30704-2021 FSC-klagomål.docx
+++ b/klagomål/A 30704-2021 FSC-klagomål.docx
@@ -842,7 +842,7 @@
     <w:r>
       <w:tab/>
       <w:tab/>
-      <w:t>2026-01-29</w:t>
+      <w:t>2026-01-30</w:t>
       <w:br/>
       <w:br/>
     </w:r>

--- a/klagomål/A 30704-2021 FSC-klagomål.docx
+++ b/klagomål/A 30704-2021 FSC-klagomål.docx
@@ -842,7 +842,7 @@
     <w:r>
       <w:tab/>
       <w:tab/>
-      <w:t>2026-01-30</w:t>
+      <w:t>2026-01-31</w:t>
       <w:br/>
       <w:br/>
     </w:r>

--- a/klagomål/A 30704-2021 FSC-klagomål.docx
+++ b/klagomål/A 30704-2021 FSC-klagomål.docx
@@ -842,7 +842,7 @@
     <w:r>
       <w:tab/>
       <w:tab/>
-      <w:t>2026-03-01</w:t>
+      <w:t>2026-03-02</w:t>
       <w:br/>
       <w:br/>
     </w:r>

--- a/klagomål/A 30704-2021 FSC-klagomål.docx
+++ b/klagomål/A 30704-2021 FSC-klagomål.docx
@@ -842,7 +842,7 @@
     <w:r>
       <w:tab/>
       <w:tab/>
-      <w:t>2026-03-02</w:t>
+      <w:t>2026-03-03</w:t>
       <w:br/>
       <w:br/>
     </w:r>

--- a/klagomål/A 30704-2021 FSC-klagomål.docx
+++ b/klagomål/A 30704-2021 FSC-klagomål.docx
@@ -842,7 +842,7 @@
     <w:r>
       <w:tab/>
       <w:tab/>
-      <w:t>2026-03-03</w:t>
+      <w:t>2026-03-04</w:t>
       <w:br/>
       <w:br/>
     </w:r>

--- a/klagomål/A 30704-2021 FSC-klagomål.docx
+++ b/klagomål/A 30704-2021 FSC-klagomål.docx
@@ -842,7 +842,7 @@
     <w:r>
       <w:tab/>
       <w:tab/>
-      <w:t>2026-03-04</w:t>
+      <w:t>2026-03-05</w:t>
       <w:br/>
       <w:br/>
     </w:r>

--- a/klagomål/A 30704-2021 FSC-klagomål.docx
+++ b/klagomål/A 30704-2021 FSC-klagomål.docx
@@ -842,7 +842,7 @@
     <w:r>
       <w:tab/>
       <w:tab/>
-      <w:t>2026-03-05</w:t>
+      <w:t>2026-03-06</w:t>
       <w:br/>
       <w:br/>
     </w:r>

--- a/klagomål/A 30704-2021 FSC-klagomål.docx
+++ b/klagomål/A 30704-2021 FSC-klagomål.docx
@@ -842,7 +842,7 @@
     <w:r>
       <w:tab/>
       <w:tab/>
-      <w:t>2026-03-06</w:t>
+      <w:t>2026-03-07</w:t>
       <w:br/>
       <w:br/>
     </w:r>

--- a/klagomål/A 30704-2021 FSC-klagomål.docx
+++ b/klagomål/A 30704-2021 FSC-klagomål.docx
@@ -842,7 +842,7 @@
     <w:r>
       <w:tab/>
       <w:tab/>
-      <w:t>2026-03-07</w:t>
+      <w:t>2026-03-08</w:t>
       <w:br/>
       <w:br/>
     </w:r>

--- a/klagomål/A 30704-2021 FSC-klagomål.docx
+++ b/klagomål/A 30704-2021 FSC-klagomål.docx
@@ -842,7 +842,7 @@
     <w:r>
       <w:tab/>
       <w:tab/>
-      <w:t>2026-03-08</w:t>
+      <w:t>2026-03-09</w:t>
       <w:br/>
       <w:br/>
     </w:r>

--- a/klagomål/A 30704-2021 FSC-klagomål.docx
+++ b/klagomål/A 30704-2021 FSC-klagomål.docx
@@ -842,7 +842,7 @@
     <w:r>
       <w:tab/>
       <w:tab/>
-      <w:t>2026-03-09</w:t>
+      <w:t>2026-03-10</w:t>
       <w:br/>
       <w:br/>
     </w:r>

--- a/klagomål/A 30704-2021 FSC-klagomål.docx
+++ b/klagomål/A 30704-2021 FSC-klagomål.docx
@@ -842,7 +842,7 @@
     <w:r>
       <w:tab/>
       <w:tab/>
-      <w:t>2026-03-10</w:t>
+      <w:t>2026-03-11</w:t>
       <w:br/>
       <w:br/>
     </w:r>

--- a/klagomål/A 30704-2021 FSC-klagomål.docx
+++ b/klagomål/A 30704-2021 FSC-klagomål.docx
@@ -842,7 +842,7 @@
     <w:r>
       <w:tab/>
       <w:tab/>
-      <w:t>2026-03-11</w:t>
+      <w:t>2026-03-12</w:t>
       <w:br/>
       <w:br/>
     </w:r>

--- a/klagomål/A 30704-2021 FSC-klagomål.docx
+++ b/klagomål/A 30704-2021 FSC-klagomål.docx
@@ -842,7 +842,7 @@
     <w:r>
       <w:tab/>
       <w:tab/>
-      <w:t>2026-03-12</w:t>
+      <w:t>2026-03-13</w:t>
       <w:br/>
       <w:br/>
     </w:r>

--- a/klagomål/A 30704-2021 FSC-klagomål.docx
+++ b/klagomål/A 30704-2021 FSC-klagomål.docx
@@ -842,7 +842,7 @@
     <w:r>
       <w:tab/>
       <w:tab/>
-      <w:t>2026-03-13</w:t>
+      <w:t>2026-03-16</w:t>
       <w:br/>
       <w:br/>
     </w:r>

--- a/klagomål/A 30704-2021 FSC-klagomål.docx
+++ b/klagomål/A 30704-2021 FSC-klagomål.docx
@@ -842,7 +842,7 @@
     <w:r>
       <w:tab/>
       <w:tab/>
-      <w:t>2026-03-16</w:t>
+      <w:t>2026-03-17</w:t>
       <w:br/>
       <w:br/>
     </w:r>

--- a/klagomål/A 30704-2021 FSC-klagomål.docx
+++ b/klagomål/A 30704-2021 FSC-klagomål.docx
@@ -842,7 +842,7 @@
     <w:r>
       <w:tab/>
       <w:tab/>
-      <w:t>2026-03-17</w:t>
+      <w:t>2026-03-18</w:t>
       <w:br/>
       <w:br/>
     </w:r>

--- a/klagomål/A 30704-2021 FSC-klagomål.docx
+++ b/klagomål/A 30704-2021 FSC-klagomål.docx
@@ -842,7 +842,7 @@
     <w:r>
       <w:tab/>
       <w:tab/>
-      <w:t>2026-03-18</w:t>
+      <w:t>2026-03-19</w:t>
       <w:br/>
       <w:br/>
     </w:r>

--- a/klagomål/A 30704-2021 FSC-klagomål.docx
+++ b/klagomål/A 30704-2021 FSC-klagomål.docx
@@ -842,7 +842,7 @@
     <w:r>
       <w:tab/>
       <w:tab/>
-      <w:t>2026-03-19</w:t>
+      <w:t>2026-03-20</w:t>
       <w:br/>
       <w:br/>
     </w:r>

--- a/klagomål/A 30704-2021 FSC-klagomål.docx
+++ b/klagomål/A 30704-2021 FSC-klagomål.docx
@@ -842,7 +842,7 @@
     <w:r>
       <w:tab/>
       <w:tab/>
-      <w:t>2026-03-20</w:t>
+      <w:t>2026-03-21</w:t>
       <w:br/>
       <w:br/>
     </w:r>

--- a/klagomål/A 30704-2021 FSC-klagomål.docx
+++ b/klagomål/A 30704-2021 FSC-klagomål.docx
@@ -842,7 +842,7 @@
     <w:r>
       <w:tab/>
       <w:tab/>
-      <w:t>2026-03-21</w:t>
+      <w:t>2026-03-22</w:t>
       <w:br/>
       <w:br/>
     </w:r>

--- a/klagomål/A 30704-2021 FSC-klagomål.docx
+++ b/klagomål/A 30704-2021 FSC-klagomål.docx
@@ -842,7 +842,7 @@
     <w:r>
       <w:tab/>
       <w:tab/>
-      <w:t>2026-03-22</w:t>
+      <w:t>2026-03-23</w:t>
       <w:br/>
       <w:br/>
     </w:r>

--- a/klagomål/A 30704-2021 FSC-klagomål.docx
+++ b/klagomål/A 30704-2021 FSC-klagomål.docx
@@ -842,7 +842,7 @@
     <w:r>
       <w:tab/>
       <w:tab/>
-      <w:t>2026-03-23</w:t>
+      <w:t>2026-03-24</w:t>
       <w:br/>
       <w:br/>
     </w:r>

--- a/klagomål/A 30704-2021 FSC-klagomål.docx
+++ b/klagomål/A 30704-2021 FSC-klagomål.docx
@@ -842,7 +842,7 @@
     <w:r>
       <w:tab/>
       <w:tab/>
-      <w:t>2026-03-24</w:t>
+      <w:t>2026-03-25</w:t>
       <w:br/>
       <w:br/>
     </w:r>

--- a/klagomål/A 30704-2021 FSC-klagomål.docx
+++ b/klagomål/A 30704-2021 FSC-klagomål.docx
@@ -842,7 +842,7 @@
     <w:r>
       <w:tab/>
       <w:tab/>
-      <w:t>2026-03-25</w:t>
+      <w:t>2026-03-26</w:t>
       <w:br/>
       <w:br/>
     </w:r>

--- a/klagomål/A 30704-2021 FSC-klagomål.docx
+++ b/klagomål/A 30704-2021 FSC-klagomål.docx
@@ -842,7 +842,7 @@
     <w:r>
       <w:tab/>
       <w:tab/>
-      <w:t>2026-03-26</w:t>
+      <w:t>2026-03-27</w:t>
       <w:br/>
       <w:br/>
     </w:r>

--- a/klagomål/A 30704-2021 FSC-klagomål.docx
+++ b/klagomål/A 30704-2021 FSC-klagomål.docx
@@ -842,7 +842,7 @@
     <w:r>
       <w:tab/>
       <w:tab/>
-      <w:t>2026-03-27</w:t>
+      <w:t>2026-03-28</w:t>
       <w:br/>
       <w:br/>
     </w:r>

--- a/klagomål/A 30704-2021 FSC-klagomål.docx
+++ b/klagomål/A 30704-2021 FSC-klagomål.docx
@@ -842,7 +842,7 @@
     <w:r>
       <w:tab/>
       <w:tab/>
-      <w:t>2026-03-28</w:t>
+      <w:t>2026-03-29</w:t>
       <w:br/>
       <w:br/>
     </w:r>

--- a/klagomål/A 30704-2021 FSC-klagomål.docx
+++ b/klagomål/A 30704-2021 FSC-klagomål.docx
@@ -842,7 +842,7 @@
     <w:r>
       <w:tab/>
       <w:tab/>
-      <w:t>2026-03-29</w:t>
+      <w:t>2026-03-30</w:t>
       <w:br/>
       <w:br/>
     </w:r>

--- a/klagomål/A 30704-2021 FSC-klagomål.docx
+++ b/klagomål/A 30704-2021 FSC-klagomål.docx
@@ -842,7 +842,7 @@
     <w:r>
       <w:tab/>
       <w:tab/>
-      <w:t>2026-03-30</w:t>
+      <w:t>2026-03-31</w:t>
       <w:br/>
       <w:br/>
     </w:r>

--- a/klagomål/A 30704-2021 FSC-klagomål.docx
+++ b/klagomål/A 30704-2021 FSC-klagomål.docx
@@ -842,7 +842,7 @@
     <w:r>
       <w:tab/>
       <w:tab/>
-      <w:t>2026-03-31</w:t>
+      <w:t>2026-04-01</w:t>
       <w:br/>
       <w:br/>
     </w:r>

--- a/klagomål/A 30704-2021 FSC-klagomål.docx
+++ b/klagomål/A 30704-2021 FSC-klagomål.docx
@@ -842,7 +842,7 @@
     <w:r>
       <w:tab/>
       <w:tab/>
-      <w:t>2026-04-01</w:t>
+      <w:t>2026-04-02</w:t>
       <w:br/>
       <w:br/>
     </w:r>

--- a/klagomål/A 30704-2021 FSC-klagomål.docx
+++ b/klagomål/A 30704-2021 FSC-klagomål.docx
@@ -842,7 +842,7 @@
     <w:r>
       <w:tab/>
       <w:tab/>
-      <w:t>2026-04-02</w:t>
+      <w:t>2026-04-03</w:t>
       <w:br/>
       <w:br/>
     </w:r>

--- a/klagomål/A 30704-2021 FSC-klagomål.docx
+++ b/klagomål/A 30704-2021 FSC-klagomål.docx
@@ -842,7 +842,7 @@
     <w:r>
       <w:tab/>
       <w:tab/>
-      <w:t>2026-04-03</w:t>
+      <w:t>2026-04-04</w:t>
       <w:br/>
       <w:br/>
     </w:r>

--- a/klagomål/A 30704-2021 FSC-klagomål.docx
+++ b/klagomål/A 30704-2021 FSC-klagomål.docx
@@ -842,7 +842,7 @@
     <w:r>
       <w:tab/>
       <w:tab/>
-      <w:t>2026-04-04</w:t>
+      <w:t>2026-04-05</w:t>
       <w:br/>
       <w:br/>
     </w:r>

--- a/klagomål/A 30704-2021 FSC-klagomål.docx
+++ b/klagomål/A 30704-2021 FSC-klagomål.docx
@@ -819,7 +819,7 @@
     <w:r>
       <w:tab/>
       <w:tab/>
-      <w:t>2026-04-14</w:t>
+      <w:t>2026-04-15</w:t>
       <w:br/>
       <w:br/>
     </w:r>

--- a/klagomål/A 30704-2021 FSC-klagomål.docx
+++ b/klagomål/A 30704-2021 FSC-klagomål.docx
@@ -819,7 +819,7 @@
     <w:r>
       <w:tab/>
       <w:tab/>
-      <w:t>2026-04-15</w:t>
+      <w:t>2026-04-16</w:t>
       <w:br/>
       <w:br/>
     </w:r>

--- a/klagomål/A 30704-2021 FSC-klagomål.docx
+++ b/klagomål/A 30704-2021 FSC-klagomål.docx
@@ -819,7 +819,7 @@
     <w:r>
       <w:tab/>
       <w:tab/>
-      <w:t>2026-04-16</w:t>
+      <w:t>2026-04-17</w:t>
       <w:br/>
       <w:br/>
     </w:r>

--- a/klagomål/A 30704-2021 FSC-klagomål.docx
+++ b/klagomål/A 30704-2021 FSC-klagomål.docx
@@ -819,7 +819,7 @@
     <w:r>
       <w:tab/>
       <w:tab/>
-      <w:t>2026-04-17</w:t>
+      <w:t>2026-04-18</w:t>
       <w:br/>
       <w:br/>
     </w:r>

--- a/klagomål/A 30704-2021 FSC-klagomål.docx
+++ b/klagomål/A 30704-2021 FSC-klagomål.docx
@@ -819,7 +819,7 @@
     <w:r>
       <w:tab/>
       <w:tab/>
-      <w:t>2026-04-18</w:t>
+      <w:t>2026-04-19</w:t>
       <w:br/>
       <w:br/>
     </w:r>

--- a/klagomål/A 30704-2021 FSC-klagomål.docx
+++ b/klagomål/A 30704-2021 FSC-klagomål.docx
@@ -819,7 +819,7 @@
     <w:r>
       <w:tab/>
       <w:tab/>
-      <w:t>2026-04-19</w:t>
+      <w:t>2026-04-20</w:t>
       <w:br/>
       <w:br/>
     </w:r>

--- a/klagomål/A 30704-2021 FSC-klagomål.docx
+++ b/klagomål/A 30704-2021 FSC-klagomål.docx
@@ -819,7 +819,7 @@
     <w:r>
       <w:tab/>
       <w:tab/>
-      <w:t>2026-04-20</w:t>
+      <w:t>2026-04-21</w:t>
       <w:br/>
       <w:br/>
     </w:r>

--- a/klagomål/A 30704-2021 FSC-klagomål.docx
+++ b/klagomål/A 30704-2021 FSC-klagomål.docx
@@ -819,7 +819,7 @@
     <w:r>
       <w:tab/>
       <w:tab/>
-      <w:t>2026-04-21</w:t>
+      <w:t>2026-04-22</w:t>
       <w:br/>
       <w:br/>
     </w:r>

--- a/klagomål/A 30704-2021 FSC-klagomål.docx
+++ b/klagomål/A 30704-2021 FSC-klagomål.docx
@@ -819,7 +819,7 @@
     <w:r>
       <w:tab/>
       <w:tab/>
-      <w:t>2026-04-22</w:t>
+      <w:t>2026-04-23</w:t>
       <w:br/>
       <w:br/>
     </w:r>

--- a/klagomål/A 30704-2021 FSC-klagomål.docx
+++ b/klagomål/A 30704-2021 FSC-klagomål.docx
@@ -819,7 +819,7 @@
     <w:r>
       <w:tab/>
       <w:tab/>
-      <w:t>2026-04-23</w:t>
+      <w:t>2026-04-24</w:t>
       <w:br/>
       <w:br/>
     </w:r>

--- a/klagomål/A 30704-2021 FSC-klagomål.docx
+++ b/klagomål/A 30704-2021 FSC-klagomål.docx
@@ -819,7 +819,7 @@
     <w:r>
       <w:tab/>
       <w:tab/>
-      <w:t>2026-04-24</w:t>
+      <w:t>2026-04-25</w:t>
       <w:br/>
       <w:br/>
     </w:r>

--- a/klagomål/A 30704-2021 FSC-klagomål.docx
+++ b/klagomål/A 30704-2021 FSC-klagomål.docx
@@ -819,7 +819,7 @@
     <w:r>
       <w:tab/>
       <w:tab/>
-      <w:t>2026-04-25</w:t>
+      <w:t>2026-04-26</w:t>
       <w:br/>
       <w:br/>
     </w:r>

--- a/klagomål/A 30704-2021 FSC-klagomål.docx
+++ b/klagomål/A 30704-2021 FSC-klagomål.docx
@@ -819,7 +819,7 @@
     <w:r>
       <w:tab/>
       <w:tab/>
-      <w:t>2026-05-16</w:t>
+      <w:t>2026-05-17</w:t>
       <w:br/>
       <w:br/>
     </w:r>

--- a/klagomål/A 30704-2021 FSC-klagomål.docx
+++ b/klagomål/A 30704-2021 FSC-klagomål.docx
@@ -819,7 +819,7 @@
     <w:r>
       <w:tab/>
       <w:tab/>
-      <w:t>2026-06-15</w:t>
+      <w:t>2026-06-16</w:t>
       <w:br/>
       <w:br/>
     </w:r>

--- a/klagomål/A 30704-2021 FSC-klagomål.docx
+++ b/klagomål/A 30704-2021 FSC-klagomål.docx
@@ -819,7 +819,7 @@
     <w:r>
       <w:tab/>
       <w:tab/>
-      <w:t>2026-06-16</w:t>
+      <w:t>2026-06-17</w:t>
       <w:br/>
       <w:br/>
     </w:r>

--- a/klagomål/A 30704-2021 FSC-klagomål.docx
+++ b/klagomål/A 30704-2021 FSC-klagomål.docx
@@ -1,6 +1,6 @@
 
 <file path=word/document.xml><?xml version="1.0" encoding="utf-8"?>
-<w:document xmlns:wpc="http://schemas.microsoft.com/office/word/2010/wordprocessingCanvas" xmlns:cx="http://schemas.microsoft.com/office/drawing/2014/chartex" xmlns:cx1="http://schemas.microsoft.com/office/drawing/2015/9/8/chartex" xmlns:cx2="http://schemas.microsoft.com/office/drawing/2015/10/21/chartex" xmlns:cx3="http://schemas.microsoft.com/office/drawing/2016/5/9/chartex" xmlns:cx4="http://schemas.microsoft.com/office/drawing/2016/5/10/chartex" xmlns:cx5="http://schemas.microsoft.com/office/drawing/2016/5/11/chartex" xmlns:cx6="http://schemas.microsoft.com/office/drawing/2016/5/12/chartex" xmlns:cx7="http://schemas.microsoft.com/office/drawing/2016/5/13/chartex" xmlns:cx8="http://schemas.microsoft.com/office/drawing/2016/5/14/chartex" xmlns:mc="http://schemas.openxmlformats.org/markup-compatibility/2006" xmlns:aink="http://schemas.microsoft.com/office/drawing/2016/ink" xmlns:am3d="http://schemas.microsoft.com/office/drawing/2017/model3d" xmlns:o="urn:schemas-microsoft-com:office:office" xmlns:oel="http://schemas.microsoft.com/office/2019/extlst" xmlns:r="http://schemas.openxmlformats.org/officeDocument/2006/relationships" xmlns:m="http://schemas.openxmlformats.org/officeDocument/2006/math" xmlns:v="urn:schemas-microsoft-com:vml" xmlns:wp14="http://schemas.microsoft.com/office/word/2010/wordprocessingDrawing" xmlns:wp="http://schemas.openxmlformats.org/drawingml/2006/wordprocessingDrawing" xmlns:w10="urn:schemas-microsoft-com:office:word" xmlns:w="http://schemas.openxmlformats.org/wordprocessingml/2006/main" xmlns:w14="http://schemas.microsoft.com/office/word/2010/wordml" xmlns:w15="http://schemas.microsoft.com/office/word/2012/wordml" xmlns:w16cex="http://schemas.microsoft.com/office/word/2018/wordml/cex" xmlns:w16cid="http://schemas.microsoft.com/office/word/2016/wordml/cid" xmlns:w16="http://schemas.microsoft.com/office/word/2018/wordml" xmlns:w16sdtdh="http://schemas.microsoft.com/office/word/2020/wordml/sdtdatahash" xmlns:w16se="http://schemas.microsoft.com/office/word/2015/wordml/symex" xmlns:wpg="http://schemas.microsoft.com/office/word/2010/wordprocessingGroup" xmlns:wpi="http://schemas.microsoft.com/office/word/2010/wordprocessingInk" xmlns:wne="http://schemas.microsoft.com/office/word/2006/wordml" xmlns:wps="http://schemas.microsoft.com/office/word/2010/wordprocessingShape" mc:Ignorable="w14 w15 w16se w16cid w16 w16cex w16sdtdh wp14">
+<w:document xmlns:wpc="http://schemas.microsoft.com/office/word/2010/wordprocessingCanvas" xmlns:cx="http://schemas.microsoft.com/office/drawing/2014/chartex" xmlns:cx1="http://schemas.microsoft.com/office/drawing/2015/9/8/chartex" xmlns:cx2="http://schemas.microsoft.com/office/drawing/2015/10/21/chartex" xmlns:cx3="http://schemas.microsoft.com/office/drawing/2016/5/9/chartex" xmlns:cx4="http://schemas.microsoft.com/office/drawing/2016/5/10/chartex" xmlns:cx5="http://schemas.microsoft.com/office/drawing/2016/5/11/chartex" xmlns:cx6="http://schemas.microsoft.com/office/drawing/2016/5/12/chartex" xmlns:cx7="http://schemas.microsoft.com/office/drawing/2016/5/13/chartex" xmlns:cx8="http://schemas.microsoft.com/office/drawing/2016/5/14/chartex" xmlns:mc="http://schemas.openxmlformats.org/markup-compatibility/2006" xmlns:aink="http://schemas.microsoft.com/office/drawing/2016/ink" xmlns:am3d="http://schemas.microsoft.com/office/drawing/2017/model3d" xmlns:o="urn:schemas-microsoft-com:office:office" xmlns:oel="http://schemas.microsoft.com/office/2019/extlst" xmlns:r="http://schemas.openxmlformats.org/officeDocument/2006/relationships" xmlns:m="http://schemas.openxmlformats.org/officeDocument/2006/math" xmlns:v="urn:schemas-microsoft-com:vml" xmlns:wp14="http://schemas.microsoft.com/office/word/2010/wordprocessingDrawing" xmlns:wp="http://schemas.openxmlformats.org/drawingml/2006/wordprocessingDrawing" xmlns:w10="urn:schemas-microsoft-com:office:word" xmlns:w="http://schemas.openxmlformats.org/wordprocessingml/2006/main" xmlns:w14="http://schemas.microsoft.com/office/word/2010/wordml" xmlns:w15="http://schemas.microsoft.com/office/word/2012/wordml" xmlns:w16cex="http://schemas.microsoft.com/office/word/2018/wordml/cex" xmlns:w16cid="http://schemas.microsoft.com/office/word/2016/wordml/cid" xmlns:w16="http://schemas.microsoft.com/office/word/2018/wordml" xmlns:w16du="http://schemas.microsoft.com/office/word/2023/wordml/word16du" xmlns:w16sdtdh="http://schemas.microsoft.com/office/word/2020/wordml/sdtdatahash" xmlns:w16sdtfl="http://schemas.microsoft.com/office/word/2024/wordml/sdtformatlock" xmlns:w16se="http://schemas.microsoft.com/office/word/2015/wordml/symex" xmlns:wpg="http://schemas.microsoft.com/office/word/2010/wordprocessingGroup" xmlns:wpi="http://schemas.microsoft.com/office/word/2010/wordprocessingInk" xmlns:wne="http://schemas.microsoft.com/office/word/2006/wordml" xmlns:wps="http://schemas.microsoft.com/office/word/2010/wordprocessingShape" mc:Ignorable="w14 w15 w16se w16cid w16 w16cex w16sdtdh w16sdtfl w16du wp14">
   <w:body>
     <w:p>
       <w:r>
@@ -168,7 +168,7 @@
     </w:p>
     <w:p>
       <w:r>
-        <w:t>Detta dokument behandlar höga naturvärden i avverkningsanmälan A 30704-2021 i Skellefteå kommun. Denna avverkningsanmälan inkom 2021-06-18 00:00:00 och omfattar 20,2 ha.</w:t>
+        <w:t>Detta dokument behandlar höga naturvärden i avverkningsanmälan A 30704-2021 i Skellefteå kommun som inkom 2021-06-18 och omfattar 20,2 ha.</w:t>
       </w:r>
     </w:p>
     <w:p>
@@ -191,12 +191,15 @@
     </w:p>
     <w:p>
       <w:r>
-        <w:t>I avverkningsanmälan har följande 1 naturvårdsarter hittats: lunglav (NT). Av dessa är 1 rödlistade. För rödlistade arter har rödlistekategorin angivits inom parentes.</w:t>
+        <w:t>I och inom 25 meter från avverkningsanmälan har följande 2 naturvårdsarter hittats: gammelgransskål (NT, T) och lunglav (NT, T). Av dessa är 2 rödlistade. För rödlistade arter har rödlistekategorin angivits inom parentes. Typiska arter inom Natura 2000 som är kopplade till skogsekosystem har markerats med (T).</w:t>
       </w:r>
     </w:p>
     <w:p>
       <w:r>
-        <w:t>De påträffade naturvårdsarterna är ett tydligt kvitto på att detta rör sig om en skog med höga naturvärden. I Figur 1 visas en karta över det avverkningsanmälda området, där samtliga fyndplatser för naturvårdsarter som finns registrerade på Artportalen har markerats.</w:t>
+        <w:t>De påträffade naturvårdsarterna är ett tydligt kvitto på att det rör sig om en skog med höga naturvärden.</w:t>
+      </w:r>
+      <w:r>
+        <w:t xml:space="preserve"> I Figur 1 visas fyndplatser för naturvårdsarter i området, som finns registrerade på Artportalen.</w:t>
       </w:r>
     </w:p>
     <w:p>
@@ -206,7 +209,7 @@
       <w:r>
         <w:drawing>
           <wp:inline xmlns:a="http://schemas.openxmlformats.org/drawingml/2006/main" xmlns:pic="http://schemas.openxmlformats.org/drawingml/2006/picture">
-            <wp:extent cx="5486400" cy="7961000"/>
+            <wp:extent cx="4212247" cy="5688000"/>
             <wp:docPr id="1" name="Picture 1"/>
             <wp:cNvGraphicFramePr>
               <a:graphicFrameLocks noChangeAspect="1"/>
@@ -227,7 +230,7 @@
                   <pic:spPr>
                     <a:xfrm>
                       <a:off x="0" y="0"/>
-                      <a:ext cx="5486400" cy="7961000"/>
+                      <a:ext cx="4212247" cy="5688000"/>
                     </a:xfrm>
                     <a:prstGeom prst="rect"/>
                   </pic:spPr>
@@ -241,9 +244,30 @@
     <w:p>
       <w:pPr>
         <w:pStyle w:val="Caption"/>
+        <w:spacing w:after="240"/>
       </w:pPr>
       <w:r>
-        <w:t>Figur 1. Fyndplatser för naturvårdsarter i det avverkningsanmälda området (röd linje). Markörer utan svart kant är placerade på fyndplatsen. Markörer med svart kant är placerade vid sidan av fyndplatsen och har ett svart streck som visar fyndplatsens exakta position. Kartans mittpunktskoordinat är N 7186420, E 763422 i SWEREF 99 TM.</w:t>
+        <w:t>Figur 1. Fyndplatser för naturvårdsarter i och inom 25 meter från avverkningsanmälan (röd linje). Markörer utan svart kant är placerade på fyndplatsen. Markörer med svart kant är placerade vid sidan av fyndplatsen och har ett svart streck som visar fyndplatsens exakta position. Kartans mittpunktskoordinat är N 7186420, E 763422 i SWEREF 99 TM.</w:t>
+      </w:r>
+    </w:p>
+    <w:p>
+      <w:r>
+        <w:rPr>
+          <w:b/>
+        </w:rPr>
+        <w:t>Gammelgransskål (NT)</w:t>
+      </w:r>
+      <w:r>
+        <w:t xml:space="preserve"> är en liten skålsvamp som växer på gamla granar med skrovlig bark. Typiska växtplatser är gransumpskog i myrkanter, bäckdråg, bäckraviner och skuggiga bergssluttningar, men också skog på torrare mark kan hysa arten om beståndet har stark naturskogskaraktär. Bestånd med arten bör behandlas som nyckelbiotoper och sparas vid en slutavverkning. Även gallring bör undvikas. Gammelgransskål är typisk art för </w:t>
+      </w:r>
+      <w:r>
+        <w:rPr>
+          <w:i/>
+        </w:rPr>
+        <w:t>9010 Taiga</w:t>
+      </w:r>
+      <w:r>
+        <w:t xml:space="preserve"> (SLU Artdatabanken, 2024; Nitare &amp; Skogsstyrelsen, 2019).</w:t>
       </w:r>
     </w:p>
     <w:p>
@@ -392,7 +416,7 @@
         <w:rPr>
           <w:i/>
         </w:rPr>
-        <w:t>I det avverkningsanmälda skogsområdet har 1 naturvårdsarter varav 1 rödlistade arter sina livsmiljöer och växtplatser.</w:t>
+        <w:t>I det avverkningsanmälda skogsområdet har 2 naturvårdsarter varav 2 rödlistade arter sina livsmiljöer och växtplatser.</w:t>
       </w:r>
     </w:p>
     <w:p>
@@ -709,7 +733,7 @@
 </file>
 
 <file path=word/endnotes.xml><?xml version="1.0" encoding="utf-8"?>
-<w:endnotes xmlns:wpc="http://schemas.microsoft.com/office/word/2010/wordprocessingCanvas" xmlns:cx="http://schemas.microsoft.com/office/drawing/2014/chartex" xmlns:cx1="http://schemas.microsoft.com/office/drawing/2015/9/8/chartex" xmlns:cx2="http://schemas.microsoft.com/office/drawing/2015/10/21/chartex" xmlns:cx3="http://schemas.microsoft.com/office/drawing/2016/5/9/chartex" xmlns:cx4="http://schemas.microsoft.com/office/drawing/2016/5/10/chartex" xmlns:cx5="http://schemas.microsoft.com/office/drawing/2016/5/11/chartex" xmlns:cx6="http://schemas.microsoft.com/office/drawing/2016/5/12/chartex" xmlns:cx7="http://schemas.microsoft.com/office/drawing/2016/5/13/chartex" xmlns:cx8="http://schemas.microsoft.com/office/drawing/2016/5/14/chartex" xmlns:mc="http://schemas.openxmlformats.org/markup-compatibility/2006" xmlns:aink="http://schemas.microsoft.com/office/drawing/2016/ink" xmlns:am3d="http://schemas.microsoft.com/office/drawing/2017/model3d" xmlns:o="urn:schemas-microsoft-com:office:office" xmlns:oel="http://schemas.microsoft.com/office/2019/extlst" xmlns:r="http://schemas.openxmlformats.org/officeDocument/2006/relationships" xmlns:m="http://schemas.openxmlformats.org/officeDocument/2006/math" xmlns:v="urn:schemas-microsoft-com:vml" xmlns:wp14="http://schemas.microsoft.com/office/word/2010/wordprocessingDrawing" xmlns:wp="http://schemas.openxmlformats.org/drawingml/2006/wordprocessingDrawing" xmlns:w10="urn:schemas-microsoft-com:office:word" xmlns:w="http://schemas.openxmlformats.org/wordprocessingml/2006/main" xmlns:w14="http://schemas.microsoft.com/office/word/2010/wordml" xmlns:w15="http://schemas.microsoft.com/office/word/2012/wordml" xmlns:w16cex="http://schemas.microsoft.com/office/word/2018/wordml/cex" xmlns:w16cid="http://schemas.microsoft.com/office/word/2016/wordml/cid" xmlns:w16="http://schemas.microsoft.com/office/word/2018/wordml" xmlns:w16sdtdh="http://schemas.microsoft.com/office/word/2020/wordml/sdtdatahash" xmlns:w16se="http://schemas.microsoft.com/office/word/2015/wordml/symex" xmlns:wpg="http://schemas.microsoft.com/office/word/2010/wordprocessingGroup" xmlns:wpi="http://schemas.microsoft.com/office/word/2010/wordprocessingInk" xmlns:wne="http://schemas.microsoft.com/office/word/2006/wordml" xmlns:wps="http://schemas.microsoft.com/office/word/2010/wordprocessingShape" mc:Ignorable="w14 w15 w16se w16cid w16 w16cex w16sdtdh wp14">
+<w:endnotes xmlns:wpc="http://schemas.microsoft.com/office/word/2010/wordprocessingCanvas" xmlns:cx="http://schemas.microsoft.com/office/drawing/2014/chartex" xmlns:cx1="http://schemas.microsoft.com/office/drawing/2015/9/8/chartex" xmlns:cx2="http://schemas.microsoft.com/office/drawing/2015/10/21/chartex" xmlns:cx3="http://schemas.microsoft.com/office/drawing/2016/5/9/chartex" xmlns:cx4="http://schemas.microsoft.com/office/drawing/2016/5/10/chartex" xmlns:cx5="http://schemas.microsoft.com/office/drawing/2016/5/11/chartex" xmlns:cx6="http://schemas.microsoft.com/office/drawing/2016/5/12/chartex" xmlns:cx7="http://schemas.microsoft.com/office/drawing/2016/5/13/chartex" xmlns:cx8="http://schemas.microsoft.com/office/drawing/2016/5/14/chartex" xmlns:mc="http://schemas.openxmlformats.org/markup-compatibility/2006" xmlns:aink="http://schemas.microsoft.com/office/drawing/2016/ink" xmlns:am3d="http://schemas.microsoft.com/office/drawing/2017/model3d" xmlns:o="urn:schemas-microsoft-com:office:office" xmlns:oel="http://schemas.microsoft.com/office/2019/extlst" xmlns:r="http://schemas.openxmlformats.org/officeDocument/2006/relationships" xmlns:m="http://schemas.openxmlformats.org/officeDocument/2006/math" xmlns:v="urn:schemas-microsoft-com:vml" xmlns:wp14="http://schemas.microsoft.com/office/word/2010/wordprocessingDrawing" xmlns:wp="http://schemas.openxmlformats.org/drawingml/2006/wordprocessingDrawing" xmlns:w10="urn:schemas-microsoft-com:office:word" xmlns:w="http://schemas.openxmlformats.org/wordprocessingml/2006/main" xmlns:w14="http://schemas.microsoft.com/office/word/2010/wordml" xmlns:w15="http://schemas.microsoft.com/office/word/2012/wordml" xmlns:w16cex="http://schemas.microsoft.com/office/word/2018/wordml/cex" xmlns:w16cid="http://schemas.microsoft.com/office/word/2016/wordml/cid" xmlns:w16="http://schemas.microsoft.com/office/word/2018/wordml" xmlns:w16du="http://schemas.microsoft.com/office/word/2023/wordml/word16du" xmlns:w16sdtdh="http://schemas.microsoft.com/office/word/2020/wordml/sdtdatahash" xmlns:w16sdtfl="http://schemas.microsoft.com/office/word/2024/wordml/sdtformatlock" xmlns:w16se="http://schemas.microsoft.com/office/word/2015/wordml/symex" xmlns:wpg="http://schemas.microsoft.com/office/word/2010/wordprocessingGroup" xmlns:wpi="http://schemas.microsoft.com/office/word/2010/wordprocessingInk" xmlns:wne="http://schemas.microsoft.com/office/word/2006/wordml" xmlns:wps="http://schemas.microsoft.com/office/word/2010/wordprocessingShape" mc:Ignorable="w14 w15 w16se w16cid w16 w16cex w16sdtdh w16sdtfl w16du wp14">
   <w:endnote w:type="separator" w:id="-1">
     <w:p>
       <w:pPr>
@@ -734,7 +758,7 @@
 </file>
 
 <file path=word/footer1.xml><?xml version="1.0" encoding="utf-8"?>
-<w:ftr xmlns:wpc="http://schemas.microsoft.com/office/word/2010/wordprocessingCanvas" xmlns:cx="http://schemas.microsoft.com/office/drawing/2014/chartex" xmlns:cx1="http://schemas.microsoft.com/office/drawing/2015/9/8/chartex" xmlns:cx2="http://schemas.microsoft.com/office/drawing/2015/10/21/chartex" xmlns:cx3="http://schemas.microsoft.com/office/drawing/2016/5/9/chartex" xmlns:cx4="http://schemas.microsoft.com/office/drawing/2016/5/10/chartex" xmlns:cx5="http://schemas.microsoft.com/office/drawing/2016/5/11/chartex" xmlns:cx6="http://schemas.microsoft.com/office/drawing/2016/5/12/chartex" xmlns:cx7="http://schemas.microsoft.com/office/drawing/2016/5/13/chartex" xmlns:cx8="http://schemas.microsoft.com/office/drawing/2016/5/14/chartex" xmlns:mc="http://schemas.openxmlformats.org/markup-compatibility/2006" xmlns:aink="http://schemas.microsoft.com/office/drawing/2016/ink" xmlns:am3d="http://schemas.microsoft.com/office/drawing/2017/model3d" xmlns:o="urn:schemas-microsoft-com:office:office" xmlns:oel="http://schemas.microsoft.com/office/2019/extlst" xmlns:r="http://schemas.openxmlformats.org/officeDocument/2006/relationships" xmlns:m="http://schemas.openxmlformats.org/officeDocument/2006/math" xmlns:v="urn:schemas-microsoft-com:vml" xmlns:wp14="http://schemas.microsoft.com/office/word/2010/wordprocessingDrawing" xmlns:wp="http://schemas.openxmlformats.org/drawingml/2006/wordprocessingDrawing" xmlns:w10="urn:schemas-microsoft-com:office:word" xmlns:w="http://schemas.openxmlformats.org/wordprocessingml/2006/main" xmlns:w14="http://schemas.microsoft.com/office/word/2010/wordml" xmlns:w15="http://schemas.microsoft.com/office/word/2012/wordml" xmlns:w16cex="http://schemas.microsoft.com/office/word/2018/wordml/cex" xmlns:w16cid="http://schemas.microsoft.com/office/word/2016/wordml/cid" xmlns:w16="http://schemas.microsoft.com/office/word/2018/wordml" xmlns:w16sdtdh="http://schemas.microsoft.com/office/word/2020/wordml/sdtdatahash" xmlns:w16se="http://schemas.microsoft.com/office/word/2015/wordml/symex" xmlns:wpg="http://schemas.microsoft.com/office/word/2010/wordprocessingGroup" xmlns:wpi="http://schemas.microsoft.com/office/word/2010/wordprocessingInk" xmlns:wne="http://schemas.microsoft.com/office/word/2006/wordml" xmlns:wps="http://schemas.microsoft.com/office/word/2010/wordprocessingShape" mc:Ignorable="w14 w15 w16se w16cid w16 w16cex w16sdtdh wp14">
+<w:ftr xmlns:wpc="http://schemas.microsoft.com/office/word/2010/wordprocessingCanvas" xmlns:cx="http://schemas.microsoft.com/office/drawing/2014/chartex" xmlns:cx1="http://schemas.microsoft.com/office/drawing/2015/9/8/chartex" xmlns:cx2="http://schemas.microsoft.com/office/drawing/2015/10/21/chartex" xmlns:cx3="http://schemas.microsoft.com/office/drawing/2016/5/9/chartex" xmlns:cx4="http://schemas.microsoft.com/office/drawing/2016/5/10/chartex" xmlns:cx5="http://schemas.microsoft.com/office/drawing/2016/5/11/chartex" xmlns:cx6="http://schemas.microsoft.com/office/drawing/2016/5/12/chartex" xmlns:cx7="http://schemas.microsoft.com/office/drawing/2016/5/13/chartex" xmlns:cx8="http://schemas.microsoft.com/office/drawing/2016/5/14/chartex" xmlns:mc="http://schemas.openxmlformats.org/markup-compatibility/2006" xmlns:aink="http://schemas.microsoft.com/office/drawing/2016/ink" xmlns:am3d="http://schemas.microsoft.com/office/drawing/2017/model3d" xmlns:o="urn:schemas-microsoft-com:office:office" xmlns:oel="http://schemas.microsoft.com/office/2019/extlst" xmlns:r="http://schemas.openxmlformats.org/officeDocument/2006/relationships" xmlns:m="http://schemas.openxmlformats.org/officeDocument/2006/math" xmlns:v="urn:schemas-microsoft-com:vml" xmlns:wp14="http://schemas.microsoft.com/office/word/2010/wordprocessingDrawing" xmlns:wp="http://schemas.openxmlformats.org/drawingml/2006/wordprocessingDrawing" xmlns:w10="urn:schemas-microsoft-com:office:word" xmlns:w="http://schemas.openxmlformats.org/wordprocessingml/2006/main" xmlns:w14="http://schemas.microsoft.com/office/word/2010/wordml" xmlns:w15="http://schemas.microsoft.com/office/word/2012/wordml" xmlns:w16cex="http://schemas.microsoft.com/office/word/2018/wordml/cex" xmlns:w16cid="http://schemas.microsoft.com/office/word/2016/wordml/cid" xmlns:w16="http://schemas.microsoft.com/office/word/2018/wordml" xmlns:w16du="http://schemas.microsoft.com/office/word/2023/wordml/word16du" xmlns:w16sdtdh="http://schemas.microsoft.com/office/word/2020/wordml/sdtdatahash" xmlns:w16sdtfl="http://schemas.microsoft.com/office/word/2024/wordml/sdtformatlock" xmlns:w16se="http://schemas.microsoft.com/office/word/2015/wordml/symex" xmlns:wpg="http://schemas.microsoft.com/office/word/2010/wordprocessingGroup" xmlns:wpi="http://schemas.microsoft.com/office/word/2010/wordprocessingInk" xmlns:wne="http://schemas.microsoft.com/office/word/2006/wordml" xmlns:wps="http://schemas.microsoft.com/office/word/2010/wordprocessingShape" mc:Ignorable="w14 w15 w16se w16cid w16 w16cex w16sdtdh w16sdtfl w16du wp14">
   <w:p>
     <w:pPr>
       <w:pStyle w:val="Footer"/>
@@ -744,7 +768,7 @@
 </file>
 
 <file path=word/footer2.xml><?xml version="1.0" encoding="utf-8"?>
-<w:ftr xmlns:wpc="http://schemas.microsoft.com/office/word/2010/wordprocessingCanvas" xmlns:cx="http://schemas.microsoft.com/office/drawing/2014/chartex" xmlns:cx1="http://schemas.microsoft.com/office/drawing/2015/9/8/chartex" xmlns:cx2="http://schemas.microsoft.com/office/drawing/2015/10/21/chartex" xmlns:cx3="http://schemas.microsoft.com/office/drawing/2016/5/9/chartex" xmlns:cx4="http://schemas.microsoft.com/office/drawing/2016/5/10/chartex" xmlns:cx5="http://schemas.microsoft.com/office/drawing/2016/5/11/chartex" xmlns:cx6="http://schemas.microsoft.com/office/drawing/2016/5/12/chartex" xmlns:cx7="http://schemas.microsoft.com/office/drawing/2016/5/13/chartex" xmlns:cx8="http://schemas.microsoft.com/office/drawing/2016/5/14/chartex" xmlns:mc="http://schemas.openxmlformats.org/markup-compatibility/2006" xmlns:aink="http://schemas.microsoft.com/office/drawing/2016/ink" xmlns:am3d="http://schemas.microsoft.com/office/drawing/2017/model3d" xmlns:o="urn:schemas-microsoft-com:office:office" xmlns:oel="http://schemas.microsoft.com/office/2019/extlst" xmlns:r="http://schemas.openxmlformats.org/officeDocument/2006/relationships" xmlns:m="http://schemas.openxmlformats.org/officeDocument/2006/math" xmlns:v="urn:schemas-microsoft-com:vml" xmlns:wp14="http://schemas.microsoft.com/office/word/2010/wordprocessingDrawing" xmlns:wp="http://schemas.openxmlformats.org/drawingml/2006/wordprocessingDrawing" xmlns:w10="urn:schemas-microsoft-com:office:word" xmlns:w="http://schemas.openxmlformats.org/wordprocessingml/2006/main" xmlns:w14="http://schemas.microsoft.com/office/word/2010/wordml" xmlns:w15="http://schemas.microsoft.com/office/word/2012/wordml" xmlns:w16cex="http://schemas.microsoft.com/office/word/2018/wordml/cex" xmlns:w16cid="http://schemas.microsoft.com/office/word/2016/wordml/cid" xmlns:w16="http://schemas.microsoft.com/office/word/2018/wordml" xmlns:w16sdtdh="http://schemas.microsoft.com/office/word/2020/wordml/sdtdatahash" xmlns:w16se="http://schemas.microsoft.com/office/word/2015/wordml/symex" xmlns:wpg="http://schemas.microsoft.com/office/word/2010/wordprocessingGroup" xmlns:wpi="http://schemas.microsoft.com/office/word/2010/wordprocessingInk" xmlns:wne="http://schemas.microsoft.com/office/word/2006/wordml" xmlns:wps="http://schemas.microsoft.com/office/word/2010/wordprocessingShape" mc:Ignorable="w14 w15 w16se w16cid w16 w16cex w16sdtdh wp14">
+<w:ftr xmlns:wpc="http://schemas.microsoft.com/office/word/2010/wordprocessingCanvas" xmlns:cx="http://schemas.microsoft.com/office/drawing/2014/chartex" xmlns:cx1="http://schemas.microsoft.com/office/drawing/2015/9/8/chartex" xmlns:cx2="http://schemas.microsoft.com/office/drawing/2015/10/21/chartex" xmlns:cx3="http://schemas.microsoft.com/office/drawing/2016/5/9/chartex" xmlns:cx4="http://schemas.microsoft.com/office/drawing/2016/5/10/chartex" xmlns:cx5="http://schemas.microsoft.com/office/drawing/2016/5/11/chartex" xmlns:cx6="http://schemas.microsoft.com/office/drawing/2016/5/12/chartex" xmlns:cx7="http://schemas.microsoft.com/office/drawing/2016/5/13/chartex" xmlns:cx8="http://schemas.microsoft.com/office/drawing/2016/5/14/chartex" xmlns:mc="http://schemas.openxmlformats.org/markup-compatibility/2006" xmlns:aink="http://schemas.microsoft.com/office/drawing/2016/ink" xmlns:am3d="http://schemas.microsoft.com/office/drawing/2017/model3d" xmlns:o="urn:schemas-microsoft-com:office:office" xmlns:oel="http://schemas.microsoft.com/office/2019/extlst" xmlns:r="http://schemas.openxmlformats.org/officeDocument/2006/relationships" xmlns:m="http://schemas.openxmlformats.org/officeDocument/2006/math" xmlns:v="urn:schemas-microsoft-com:vml" xmlns:wp14="http://schemas.microsoft.com/office/word/2010/wordprocessingDrawing" xmlns:wp="http://schemas.openxmlformats.org/drawingml/2006/wordprocessingDrawing" xmlns:w10="urn:schemas-microsoft-com:office:word" xmlns:w="http://schemas.openxmlformats.org/wordprocessingml/2006/main" xmlns:w14="http://schemas.microsoft.com/office/word/2010/wordml" xmlns:w15="http://schemas.microsoft.com/office/word/2012/wordml" xmlns:w16cex="http://schemas.microsoft.com/office/word/2018/wordml/cex" xmlns:w16cid="http://schemas.microsoft.com/office/word/2016/wordml/cid" xmlns:w16="http://schemas.microsoft.com/office/word/2018/wordml" xmlns:w16du="http://schemas.microsoft.com/office/word/2023/wordml/word16du" xmlns:w16sdtdh="http://schemas.microsoft.com/office/word/2020/wordml/sdtdatahash" xmlns:w16sdtfl="http://schemas.microsoft.com/office/word/2024/wordml/sdtformatlock" xmlns:w16se="http://schemas.microsoft.com/office/word/2015/wordml/symex" xmlns:wpg="http://schemas.microsoft.com/office/word/2010/wordprocessingGroup" xmlns:wpi="http://schemas.microsoft.com/office/word/2010/wordprocessingInk" xmlns:wne="http://schemas.microsoft.com/office/word/2006/wordml" xmlns:wps="http://schemas.microsoft.com/office/word/2010/wordprocessingShape" mc:Ignorable="w14 w15 w16se w16cid w16 w16cex w16sdtdh w16sdtfl w16du wp14">
   <w:p>
     <w:pPr>
       <w:pStyle w:val="Footer"/>
@@ -754,7 +778,7 @@
 </file>
 
 <file path=word/footer3.xml><?xml version="1.0" encoding="utf-8"?>
-<w:ftr xmlns:wpc="http://schemas.microsoft.com/office/word/2010/wordprocessingCanvas" xmlns:cx="http://schemas.microsoft.com/office/drawing/2014/chartex" xmlns:cx1="http://schemas.microsoft.com/office/drawing/2015/9/8/chartex" xmlns:cx2="http://schemas.microsoft.com/office/drawing/2015/10/21/chartex" xmlns:cx3="http://schemas.microsoft.com/office/drawing/2016/5/9/chartex" xmlns:cx4="http://schemas.microsoft.com/office/drawing/2016/5/10/chartex" xmlns:cx5="http://schemas.microsoft.com/office/drawing/2016/5/11/chartex" xmlns:cx6="http://schemas.microsoft.com/office/drawing/2016/5/12/chartex" xmlns:cx7="http://schemas.microsoft.com/office/drawing/2016/5/13/chartex" xmlns:cx8="http://schemas.microsoft.com/office/drawing/2016/5/14/chartex" xmlns:mc="http://schemas.openxmlformats.org/markup-compatibility/2006" xmlns:aink="http://schemas.microsoft.com/office/drawing/2016/ink" xmlns:am3d="http://schemas.microsoft.com/office/drawing/2017/model3d" xmlns:o="urn:schemas-microsoft-com:office:office" xmlns:oel="http://schemas.microsoft.com/office/2019/extlst" xmlns:r="http://schemas.openxmlformats.org/officeDocument/2006/relationships" xmlns:m="http://schemas.openxmlformats.org/officeDocument/2006/math" xmlns:v="urn:schemas-microsoft-com:vml" xmlns:wp14="http://schemas.microsoft.com/office/word/2010/wordprocessingDrawing" xmlns:wp="http://schemas.openxmlformats.org/drawingml/2006/wordprocessingDrawing" xmlns:w10="urn:schemas-microsoft-com:office:word" xmlns:w="http://schemas.openxmlformats.org/wordprocessingml/2006/main" xmlns:w14="http://schemas.microsoft.com/office/word/2010/wordml" xmlns:w15="http://schemas.microsoft.com/office/word/2012/wordml" xmlns:w16cex="http://schemas.microsoft.com/office/word/2018/wordml/cex" xmlns:w16cid="http://schemas.microsoft.com/office/word/2016/wordml/cid" xmlns:w16="http://schemas.microsoft.com/office/word/2018/wordml" xmlns:w16sdtdh="http://schemas.microsoft.com/office/word/2020/wordml/sdtdatahash" xmlns:w16se="http://schemas.microsoft.com/office/word/2015/wordml/symex" xmlns:wpg="http://schemas.microsoft.com/office/word/2010/wordprocessingGroup" xmlns:wpi="http://schemas.microsoft.com/office/word/2010/wordprocessingInk" xmlns:wne="http://schemas.microsoft.com/office/word/2006/wordml" xmlns:wps="http://schemas.microsoft.com/office/word/2010/wordprocessingShape" mc:Ignorable="w14 w15 w16se w16cid w16 w16cex w16sdtdh wp14">
+<w:ftr xmlns:wpc="http://schemas.microsoft.com/office/word/2010/wordprocessingCanvas" xmlns:cx="http://schemas.microsoft.com/office/drawing/2014/chartex" xmlns:cx1="http://schemas.microsoft.com/office/drawing/2015/9/8/chartex" xmlns:cx2="http://schemas.microsoft.com/office/drawing/2015/10/21/chartex" xmlns:cx3="http://schemas.microsoft.com/office/drawing/2016/5/9/chartex" xmlns:cx4="http://schemas.microsoft.com/office/drawing/2016/5/10/chartex" xmlns:cx5="http://schemas.microsoft.com/office/drawing/2016/5/11/chartex" xmlns:cx6="http://schemas.microsoft.com/office/drawing/2016/5/12/chartex" xmlns:cx7="http://schemas.microsoft.com/office/drawing/2016/5/13/chartex" xmlns:cx8="http://schemas.microsoft.com/office/drawing/2016/5/14/chartex" xmlns:mc="http://schemas.openxmlformats.org/markup-compatibility/2006" xmlns:aink="http://schemas.microsoft.com/office/drawing/2016/ink" xmlns:am3d="http://schemas.microsoft.com/office/drawing/2017/model3d" xmlns:o="urn:schemas-microsoft-com:office:office" xmlns:oel="http://schemas.microsoft.com/office/2019/extlst" xmlns:r="http://schemas.openxmlformats.org/officeDocument/2006/relationships" xmlns:m="http://schemas.openxmlformats.org/officeDocument/2006/math" xmlns:v="urn:schemas-microsoft-com:vml" xmlns:wp14="http://schemas.microsoft.com/office/word/2010/wordprocessingDrawing" xmlns:wp="http://schemas.openxmlformats.org/drawingml/2006/wordprocessingDrawing" xmlns:w10="urn:schemas-microsoft-com:office:word" xmlns:w="http://schemas.openxmlformats.org/wordprocessingml/2006/main" xmlns:w14="http://schemas.microsoft.com/office/word/2010/wordml" xmlns:w15="http://schemas.microsoft.com/office/word/2012/wordml" xmlns:w16cex="http://schemas.microsoft.com/office/word/2018/wordml/cex" xmlns:w16cid="http://schemas.microsoft.com/office/word/2016/wordml/cid" xmlns:w16="http://schemas.microsoft.com/office/word/2018/wordml" xmlns:w16du="http://schemas.microsoft.com/office/word/2023/wordml/word16du" xmlns:w16sdtdh="http://schemas.microsoft.com/office/word/2020/wordml/sdtdatahash" xmlns:w16sdtfl="http://schemas.microsoft.com/office/word/2024/wordml/sdtformatlock" xmlns:w16se="http://schemas.microsoft.com/office/word/2015/wordml/symex" xmlns:wpg="http://schemas.microsoft.com/office/word/2010/wordprocessingGroup" xmlns:wpi="http://schemas.microsoft.com/office/word/2010/wordprocessingInk" xmlns:wne="http://schemas.microsoft.com/office/word/2006/wordml" xmlns:wps="http://schemas.microsoft.com/office/word/2010/wordprocessingShape" mc:Ignorable="w14 w15 w16se w16cid w16 w16cex w16sdtdh w16sdtfl w16du wp14">
   <w:p>
     <w:pPr>
       <w:pStyle w:val="Footer"/>
@@ -764,7 +788,7 @@
 </file>
 
 <file path=word/footnotes.xml><?xml version="1.0" encoding="utf-8"?>
-<w:footnotes xmlns:wpc="http://schemas.microsoft.com/office/word/2010/wordprocessingCanvas" xmlns:cx="http://schemas.microsoft.com/office/drawing/2014/chartex" xmlns:cx1="http://schemas.microsoft.com/office/drawing/2015/9/8/chartex" xmlns:cx2="http://schemas.microsoft.com/office/drawing/2015/10/21/chartex" xmlns:cx3="http://schemas.microsoft.com/office/drawing/2016/5/9/chartex" xmlns:cx4="http://schemas.microsoft.com/office/drawing/2016/5/10/chartex" xmlns:cx5="http://schemas.microsoft.com/office/drawing/2016/5/11/chartex" xmlns:cx6="http://schemas.microsoft.com/office/drawing/2016/5/12/chartex" xmlns:cx7="http://schemas.microsoft.com/office/drawing/2016/5/13/chartex" xmlns:cx8="http://schemas.microsoft.com/office/drawing/2016/5/14/chartex" xmlns:mc="http://schemas.openxmlformats.org/markup-compatibility/2006" xmlns:aink="http://schemas.microsoft.com/office/drawing/2016/ink" xmlns:am3d="http://schemas.microsoft.com/office/drawing/2017/model3d" xmlns:o="urn:schemas-microsoft-com:office:office" xmlns:oel="http://schemas.microsoft.com/office/2019/extlst" xmlns:r="http://schemas.openxmlformats.org/officeDocument/2006/relationships" xmlns:m="http://schemas.openxmlformats.org/officeDocument/2006/math" xmlns:v="urn:schemas-microsoft-com:vml" xmlns:wp14="http://schemas.microsoft.com/office/word/2010/wordprocessingDrawing" xmlns:wp="http://schemas.openxmlformats.org/drawingml/2006/wordprocessingDrawing" xmlns:w10="urn:schemas-microsoft-com:office:word" xmlns:w="http://schemas.openxmlformats.org/wordprocessingml/2006/main" xmlns:w14="http://schemas.microsoft.com/office/word/2010/wordml" xmlns:w15="http://schemas.microsoft.com/office/word/2012/wordml" xmlns:w16cex="http://schemas.microsoft.com/office/word/2018/wordml/cex" xmlns:w16cid="http://schemas.microsoft.com/office/word/2016/wordml/cid" xmlns:w16="http://schemas.microsoft.com/office/word/2018/wordml" xmlns:w16sdtdh="http://schemas.microsoft.com/office/word/2020/wordml/sdtdatahash" xmlns:w16se="http://schemas.microsoft.com/office/word/2015/wordml/symex" xmlns:wpg="http://schemas.microsoft.com/office/word/2010/wordprocessingGroup" xmlns:wpi="http://schemas.microsoft.com/office/word/2010/wordprocessingInk" xmlns:wne="http://schemas.microsoft.com/office/word/2006/wordml" xmlns:wps="http://schemas.microsoft.com/office/word/2010/wordprocessingShape" mc:Ignorable="w14 w15 w16se w16cid w16 w16cex w16sdtdh wp14">
+<w:footnotes xmlns:wpc="http://schemas.microsoft.com/office/word/2010/wordprocessingCanvas" xmlns:cx="http://schemas.microsoft.com/office/drawing/2014/chartex" xmlns:cx1="http://schemas.microsoft.com/office/drawing/2015/9/8/chartex" xmlns:cx2="http://schemas.microsoft.com/office/drawing/2015/10/21/chartex" xmlns:cx3="http://schemas.microsoft.com/office/drawing/2016/5/9/chartex" xmlns:cx4="http://schemas.microsoft.com/office/drawing/2016/5/10/chartex" xmlns:cx5="http://schemas.microsoft.com/office/drawing/2016/5/11/chartex" xmlns:cx6="http://schemas.microsoft.com/office/drawing/2016/5/12/chartex" xmlns:cx7="http://schemas.microsoft.com/office/drawing/2016/5/13/chartex" xmlns:cx8="http://schemas.microsoft.com/office/drawing/2016/5/14/chartex" xmlns:mc="http://schemas.openxmlformats.org/markup-compatibility/2006" xmlns:aink="http://schemas.microsoft.com/office/drawing/2016/ink" xmlns:am3d="http://schemas.microsoft.com/office/drawing/2017/model3d" xmlns:o="urn:schemas-microsoft-com:office:office" xmlns:oel="http://schemas.microsoft.com/office/2019/extlst" xmlns:r="http://schemas.openxmlformats.org/officeDocument/2006/relationships" xmlns:m="http://schemas.openxmlformats.org/officeDocument/2006/math" xmlns:v="urn:schemas-microsoft-com:vml" xmlns:wp14="http://schemas.microsoft.com/office/word/2010/wordprocessingDrawing" xmlns:wp="http://schemas.openxmlformats.org/drawingml/2006/wordprocessingDrawing" xmlns:w10="urn:schemas-microsoft-com:office:word" xmlns:w="http://schemas.openxmlformats.org/wordprocessingml/2006/main" xmlns:w14="http://schemas.microsoft.com/office/word/2010/wordml" xmlns:w15="http://schemas.microsoft.com/office/word/2012/wordml" xmlns:w16cex="http://schemas.microsoft.com/office/word/2018/wordml/cex" xmlns:w16cid="http://schemas.microsoft.com/office/word/2016/wordml/cid" xmlns:w16="http://schemas.microsoft.com/office/word/2018/wordml" xmlns:w16du="http://schemas.microsoft.com/office/word/2023/wordml/word16du" xmlns:w16sdtdh="http://schemas.microsoft.com/office/word/2020/wordml/sdtdatahash" xmlns:w16sdtfl="http://schemas.microsoft.com/office/word/2024/wordml/sdtformatlock" xmlns:w16se="http://schemas.microsoft.com/office/word/2015/wordml/symex" xmlns:wpg="http://schemas.microsoft.com/office/word/2010/wordprocessingGroup" xmlns:wpi="http://schemas.microsoft.com/office/word/2010/wordprocessingInk" xmlns:wne="http://schemas.microsoft.com/office/word/2006/wordml" xmlns:wps="http://schemas.microsoft.com/office/word/2010/wordprocessingShape" mc:Ignorable="w14 w15 w16se w16cid w16 w16cex w16sdtdh w16sdtfl w16du wp14">
   <w:footnote w:type="separator" w:id="-1">
     <w:p>
       <w:pPr>
@@ -789,7 +813,7 @@
 </file>
 
 <file path=word/header1.xml><?xml version="1.0" encoding="utf-8"?>
-<w:hdr xmlns:wpc="http://schemas.microsoft.com/office/word/2010/wordprocessingCanvas" xmlns:cx="http://schemas.microsoft.com/office/drawing/2014/chartex" xmlns:cx1="http://schemas.microsoft.com/office/drawing/2015/9/8/chartex" xmlns:cx2="http://schemas.microsoft.com/office/drawing/2015/10/21/chartex" xmlns:cx3="http://schemas.microsoft.com/office/drawing/2016/5/9/chartex" xmlns:cx4="http://schemas.microsoft.com/office/drawing/2016/5/10/chartex" xmlns:cx5="http://schemas.microsoft.com/office/drawing/2016/5/11/chartex" xmlns:cx6="http://schemas.microsoft.com/office/drawing/2016/5/12/chartex" xmlns:cx7="http://schemas.microsoft.com/office/drawing/2016/5/13/chartex" xmlns:cx8="http://schemas.microsoft.com/office/drawing/2016/5/14/chartex" xmlns:mc="http://schemas.openxmlformats.org/markup-compatibility/2006" xmlns:aink="http://schemas.microsoft.com/office/drawing/2016/ink" xmlns:am3d="http://schemas.microsoft.com/office/drawing/2017/model3d" xmlns:o="urn:schemas-microsoft-com:office:office" xmlns:oel="http://schemas.microsoft.com/office/2019/extlst" xmlns:r="http://schemas.openxmlformats.org/officeDocument/2006/relationships" xmlns:m="http://schemas.openxmlformats.org/officeDocument/2006/math" xmlns:v="urn:schemas-microsoft-com:vml" xmlns:wp14="http://schemas.microsoft.com/office/word/2010/wordprocessingDrawing" xmlns:wp="http://schemas.openxmlformats.org/drawingml/2006/wordprocessingDrawing" xmlns:w10="urn:schemas-microsoft-com:office:word" xmlns:w="http://schemas.openxmlformats.org/wordprocessingml/2006/main" xmlns:w14="http://schemas.microsoft.com/office/word/2010/wordml" xmlns:w15="http://schemas.microsoft.com/office/word/2012/wordml" xmlns:w16cex="http://schemas.microsoft.com/office/word/2018/wordml/cex" xmlns:w16cid="http://schemas.microsoft.com/office/word/2016/wordml/cid" xmlns:w16="http://schemas.microsoft.com/office/word/2018/wordml" xmlns:w16sdtdh="http://schemas.microsoft.com/office/word/2020/wordml/sdtdatahash" xmlns:w16se="http://schemas.microsoft.com/office/word/2015/wordml/symex" xmlns:wpg="http://schemas.microsoft.com/office/word/2010/wordprocessingGroup" xmlns:wpi="http://schemas.microsoft.com/office/word/2010/wordprocessingInk" xmlns:wne="http://schemas.microsoft.com/office/word/2006/wordml" xmlns:wps="http://schemas.microsoft.com/office/word/2010/wordprocessingShape" mc:Ignorable="w14 w15 w16se w16cid w16 w16cex w16sdtdh wp14">
+<w:hdr xmlns:wpc="http://schemas.microsoft.com/office/word/2010/wordprocessingCanvas" xmlns:cx="http://schemas.microsoft.com/office/drawing/2014/chartex" xmlns:cx1="http://schemas.microsoft.com/office/drawing/2015/9/8/chartex" xmlns:cx2="http://schemas.microsoft.com/office/drawing/2015/10/21/chartex" xmlns:cx3="http://schemas.microsoft.com/office/drawing/2016/5/9/chartex" xmlns:cx4="http://schemas.microsoft.com/office/drawing/2016/5/10/chartex" xmlns:cx5="http://schemas.microsoft.com/office/drawing/2016/5/11/chartex" xmlns:cx6="http://schemas.microsoft.com/office/drawing/2016/5/12/chartex" xmlns:cx7="http://schemas.microsoft.com/office/drawing/2016/5/13/chartex" xmlns:cx8="http://schemas.microsoft.com/office/drawing/2016/5/14/chartex" xmlns:mc="http://schemas.openxmlformats.org/markup-compatibility/2006" xmlns:aink="http://schemas.microsoft.com/office/drawing/2016/ink" xmlns:am3d="http://schemas.microsoft.com/office/drawing/2017/model3d" xmlns:o="urn:schemas-microsoft-com:office:office" xmlns:oel="http://schemas.microsoft.com/office/2019/extlst" xmlns:r="http://schemas.openxmlformats.org/officeDocument/2006/relationships" xmlns:m="http://schemas.openxmlformats.org/officeDocument/2006/math" xmlns:v="urn:schemas-microsoft-com:vml" xmlns:wp14="http://schemas.microsoft.com/office/word/2010/wordprocessingDrawing" xmlns:wp="http://schemas.openxmlformats.org/drawingml/2006/wordprocessingDrawing" xmlns:w10="urn:schemas-microsoft-com:office:word" xmlns:w="http://schemas.openxmlformats.org/wordprocessingml/2006/main" xmlns:w14="http://schemas.microsoft.com/office/word/2010/wordml" xmlns:w15="http://schemas.microsoft.com/office/word/2012/wordml" xmlns:w16cex="http://schemas.microsoft.com/office/word/2018/wordml/cex" xmlns:w16cid="http://schemas.microsoft.com/office/word/2016/wordml/cid" xmlns:w16="http://schemas.microsoft.com/office/word/2018/wordml" xmlns:w16du="http://schemas.microsoft.com/office/word/2023/wordml/word16du" xmlns:w16sdtdh="http://schemas.microsoft.com/office/word/2020/wordml/sdtdatahash" xmlns:w16sdtfl="http://schemas.microsoft.com/office/word/2024/wordml/sdtformatlock" xmlns:w16se="http://schemas.microsoft.com/office/word/2015/wordml/symex" xmlns:wpg="http://schemas.microsoft.com/office/word/2010/wordprocessingGroup" xmlns:wpi="http://schemas.microsoft.com/office/word/2010/wordprocessingInk" xmlns:wne="http://schemas.microsoft.com/office/word/2006/wordml" xmlns:wps="http://schemas.microsoft.com/office/word/2010/wordprocessingShape" mc:Ignorable="w14 w15 w16se w16cid w16 w16cex w16sdtdh w16sdtfl w16du wp14">
   <w:p>
     <w:pPr>
       <w:pStyle w:val="Header"/>
@@ -799,7 +823,7 @@
 </file>
 
 <file path=word/header2.xml><?xml version="1.0" encoding="utf-8"?>
-<w:hdr xmlns:wpc="http://schemas.microsoft.com/office/word/2010/wordprocessingCanvas" xmlns:cx="http://schemas.microsoft.com/office/drawing/2014/chartex" xmlns:cx1="http://schemas.microsoft.com/office/drawing/2015/9/8/chartex" xmlns:cx2="http://schemas.microsoft.com/office/drawing/2015/10/21/chartex" xmlns:cx3="http://schemas.microsoft.com/office/drawing/2016/5/9/chartex" xmlns:cx4="http://schemas.microsoft.com/office/drawing/2016/5/10/chartex" xmlns:cx5="http://schemas.microsoft.com/office/drawing/2016/5/11/chartex" xmlns:cx6="http://schemas.microsoft.com/office/drawing/2016/5/12/chartex" xmlns:cx7="http://schemas.microsoft.com/office/drawing/2016/5/13/chartex" xmlns:cx8="http://schemas.microsoft.com/office/drawing/2016/5/14/chartex" xmlns:mc="http://schemas.openxmlformats.org/markup-compatibility/2006" xmlns:aink="http://schemas.microsoft.com/office/drawing/2016/ink" xmlns:am3d="http://schemas.microsoft.com/office/drawing/2017/model3d" xmlns:o="urn:schemas-microsoft-com:office:office" xmlns:oel="http://schemas.microsoft.com/office/2019/extlst" xmlns:r="http://schemas.openxmlformats.org/officeDocument/2006/relationships" xmlns:m="http://schemas.openxmlformats.org/officeDocument/2006/math" xmlns:v="urn:schemas-microsoft-com:vml" xmlns:wp14="http://schemas.microsoft.com/office/word/2010/wordprocessingDrawing" xmlns:wp="http://schemas.openxmlformats.org/drawingml/2006/wordprocessingDrawing" xmlns:w10="urn:schemas-microsoft-com:office:word" xmlns:w="http://schemas.openxmlformats.org/wordprocessingml/2006/main" xmlns:w14="http://schemas.microsoft.com/office/word/2010/wordml" xmlns:w15="http://schemas.microsoft.com/office/word/2012/wordml" xmlns:w16cex="http://schemas.microsoft.com/office/word/2018/wordml/cex" xmlns:w16cid="http://schemas.microsoft.com/office/word/2016/wordml/cid" xmlns:w16="http://schemas.microsoft.com/office/word/2018/wordml" xmlns:w16sdtdh="http://schemas.microsoft.com/office/word/2020/wordml/sdtdatahash" xmlns:w16se="http://schemas.microsoft.com/office/word/2015/wordml/symex" xmlns:wpg="http://schemas.microsoft.com/office/word/2010/wordprocessingGroup" xmlns:wpi="http://schemas.microsoft.com/office/word/2010/wordprocessingInk" xmlns:wne="http://schemas.microsoft.com/office/word/2006/wordml" xmlns:wps="http://schemas.microsoft.com/office/word/2010/wordprocessingShape" mc:Ignorable="w14 w15 w16se w16cid w16 w16cex w16sdtdh wp14">
+<w:hdr xmlns:wpc="http://schemas.microsoft.com/office/word/2010/wordprocessingCanvas" xmlns:cx="http://schemas.microsoft.com/office/drawing/2014/chartex" xmlns:cx1="http://schemas.microsoft.com/office/drawing/2015/9/8/chartex" xmlns:cx2="http://schemas.microsoft.com/office/drawing/2015/10/21/chartex" xmlns:cx3="http://schemas.microsoft.com/office/drawing/2016/5/9/chartex" xmlns:cx4="http://schemas.microsoft.com/office/drawing/2016/5/10/chartex" xmlns:cx5="http://schemas.microsoft.com/office/drawing/2016/5/11/chartex" xmlns:cx6="http://schemas.microsoft.com/office/drawing/2016/5/12/chartex" xmlns:cx7="http://schemas.microsoft.com/office/drawing/2016/5/13/chartex" xmlns:cx8="http://schemas.microsoft.com/office/drawing/2016/5/14/chartex" xmlns:mc="http://schemas.openxmlformats.org/markup-compatibility/2006" xmlns:aink="http://schemas.microsoft.com/office/drawing/2016/ink" xmlns:am3d="http://schemas.microsoft.com/office/drawing/2017/model3d" xmlns:o="urn:schemas-microsoft-com:office:office" xmlns:oel="http://schemas.microsoft.com/office/2019/extlst" xmlns:r="http://schemas.openxmlformats.org/officeDocument/2006/relationships" xmlns:m="http://schemas.openxmlformats.org/officeDocument/2006/math" xmlns:v="urn:schemas-microsoft-com:vml" xmlns:wp14="http://schemas.microsoft.com/office/word/2010/wordprocessingDrawing" xmlns:wp="http://schemas.openxmlformats.org/drawingml/2006/wordprocessingDrawing" xmlns:w10="urn:schemas-microsoft-com:office:word" xmlns:w="http://schemas.openxmlformats.org/wordprocessingml/2006/main" xmlns:w14="http://schemas.microsoft.com/office/word/2010/wordml" xmlns:w15="http://schemas.microsoft.com/office/word/2012/wordml" xmlns:w16cex="http://schemas.microsoft.com/office/word/2018/wordml/cex" xmlns:w16cid="http://schemas.microsoft.com/office/word/2016/wordml/cid" xmlns:w16="http://schemas.microsoft.com/office/word/2018/wordml" xmlns:w16du="http://schemas.microsoft.com/office/word/2023/wordml/word16du" xmlns:w16sdtdh="http://schemas.microsoft.com/office/word/2020/wordml/sdtdatahash" xmlns:w16sdtfl="http://schemas.microsoft.com/office/word/2024/wordml/sdtformatlock" xmlns:w16se="http://schemas.microsoft.com/office/word/2015/wordml/symex" xmlns:wpg="http://schemas.microsoft.com/office/word/2010/wordprocessingGroup" xmlns:wpi="http://schemas.microsoft.com/office/word/2010/wordprocessingInk" xmlns:wne="http://schemas.microsoft.com/office/word/2006/wordml" xmlns:wps="http://schemas.microsoft.com/office/word/2010/wordprocessingShape" mc:Ignorable="w14 w15 w16se w16cid w16 w16cex w16sdtdh w16sdtfl w16du wp14">
   <w:p>
     <w:pPr>
       <w:pStyle w:val="Header"/>
@@ -810,7 +834,7 @@
 </file>
 
 <file path=word/header3.xml><?xml version="1.0" encoding="utf-8"?>
-<w:hdr xmlns:wpc="http://schemas.microsoft.com/office/word/2010/wordprocessingCanvas" xmlns:cx="http://schemas.microsoft.com/office/drawing/2014/chartex" xmlns:cx1="http://schemas.microsoft.com/office/drawing/2015/9/8/chartex" xmlns:cx2="http://schemas.microsoft.com/office/drawing/2015/10/21/chartex" xmlns:cx3="http://schemas.microsoft.com/office/drawing/2016/5/9/chartex" xmlns:cx4="http://schemas.microsoft.com/office/drawing/2016/5/10/chartex" xmlns:cx5="http://schemas.microsoft.com/office/drawing/2016/5/11/chartex" xmlns:cx6="http://schemas.microsoft.com/office/drawing/2016/5/12/chartex" xmlns:cx7="http://schemas.microsoft.com/office/drawing/2016/5/13/chartex" xmlns:cx8="http://schemas.microsoft.com/office/drawing/2016/5/14/chartex" xmlns:mc="http://schemas.openxmlformats.org/markup-compatibility/2006" xmlns:aink="http://schemas.microsoft.com/office/drawing/2016/ink" xmlns:am3d="http://schemas.microsoft.com/office/drawing/2017/model3d" xmlns:o="urn:schemas-microsoft-com:office:office" xmlns:oel="http://schemas.microsoft.com/office/2019/extlst" xmlns:r="http://schemas.openxmlformats.org/officeDocument/2006/relationships" xmlns:m="http://schemas.openxmlformats.org/officeDocument/2006/math" xmlns:v="urn:schemas-microsoft-com:vml" xmlns:wp14="http://schemas.microsoft.com/office/word/2010/wordprocessingDrawing" xmlns:wp="http://schemas.openxmlformats.org/drawingml/2006/wordprocessingDrawing" xmlns:w10="urn:schemas-microsoft-com:office:word" xmlns:w="http://schemas.openxmlformats.org/wordprocessingml/2006/main" xmlns:w14="http://schemas.microsoft.com/office/word/2010/wordml" xmlns:w15="http://schemas.microsoft.com/office/word/2012/wordml" xmlns:w16cex="http://schemas.microsoft.com/office/word/2018/wordml/cex" xmlns:w16cid="http://schemas.microsoft.com/office/word/2016/wordml/cid" xmlns:w16="http://schemas.microsoft.com/office/word/2018/wordml" xmlns:w16sdtdh="http://schemas.microsoft.com/office/word/2020/wordml/sdtdatahash" xmlns:w16se="http://schemas.microsoft.com/office/word/2015/wordml/symex" xmlns:wpg="http://schemas.microsoft.com/office/word/2010/wordprocessingGroup" xmlns:wpi="http://schemas.microsoft.com/office/word/2010/wordprocessingInk" xmlns:wne="http://schemas.microsoft.com/office/word/2006/wordml" xmlns:wps="http://schemas.microsoft.com/office/word/2010/wordprocessingShape" mc:Ignorable="w14 w15 w16se w16cid w16 w16cex w16sdtdh wp14">
+<w:hdr xmlns:wpc="http://schemas.microsoft.com/office/word/2010/wordprocessingCanvas" xmlns:cx="http://schemas.microsoft.com/office/drawing/2014/chartex" xmlns:cx1="http://schemas.microsoft.com/office/drawing/2015/9/8/chartex" xmlns:cx2="http://schemas.microsoft.com/office/drawing/2015/10/21/chartex" xmlns:cx3="http://schemas.microsoft.com/office/drawing/2016/5/9/chartex" xmlns:cx4="http://schemas.microsoft.com/office/drawing/2016/5/10/chartex" xmlns:cx5="http://schemas.microsoft.com/office/drawing/2016/5/11/chartex" xmlns:cx6="http://schemas.microsoft.com/office/drawing/2016/5/12/chartex" xmlns:cx7="http://schemas.microsoft.com/office/drawing/2016/5/13/chartex" xmlns:cx8="http://schemas.microsoft.com/office/drawing/2016/5/14/chartex" xmlns:mc="http://schemas.openxmlformats.org/markup-compatibility/2006" xmlns:aink="http://schemas.microsoft.com/office/drawing/2016/ink" xmlns:am3d="http://schemas.microsoft.com/office/drawing/2017/model3d" xmlns:o="urn:schemas-microsoft-com:office:office" xmlns:oel="http://schemas.microsoft.com/office/2019/extlst" xmlns:r="http://schemas.openxmlformats.org/officeDocument/2006/relationships" xmlns:m="http://schemas.openxmlformats.org/officeDocument/2006/math" xmlns:v="urn:schemas-microsoft-com:vml" xmlns:wp14="http://schemas.microsoft.com/office/word/2010/wordprocessingDrawing" xmlns:wp="http://schemas.openxmlformats.org/drawingml/2006/wordprocessingDrawing" xmlns:w10="urn:schemas-microsoft-com:office:word" xmlns:w="http://schemas.openxmlformats.org/wordprocessingml/2006/main" xmlns:w14="http://schemas.microsoft.com/office/word/2010/wordml" xmlns:w15="http://schemas.microsoft.com/office/word/2012/wordml" xmlns:w16cex="http://schemas.microsoft.com/office/word/2018/wordml/cex" xmlns:w16cid="http://schemas.microsoft.com/office/word/2016/wordml/cid" xmlns:w16="http://schemas.microsoft.com/office/word/2018/wordml" xmlns:w16du="http://schemas.microsoft.com/office/word/2023/wordml/word16du" xmlns:w16sdtdh="http://schemas.microsoft.com/office/word/2020/wordml/sdtdatahash" xmlns:w16sdtfl="http://schemas.microsoft.com/office/word/2024/wordml/sdtformatlock" xmlns:w16se="http://schemas.microsoft.com/office/word/2015/wordml/symex" xmlns:wpg="http://schemas.microsoft.com/office/word/2010/wordprocessingGroup" xmlns:wpi="http://schemas.microsoft.com/office/word/2010/wordprocessingInk" xmlns:wne="http://schemas.microsoft.com/office/word/2006/wordml" xmlns:wps="http://schemas.microsoft.com/office/word/2010/wordprocessingShape" mc:Ignorable="w14 w15 w16se w16cid w16 w16cex w16sdtdh w16sdtfl w16du wp14">
   <w:p>
     <w:pPr>
       <w:pStyle w:val="Header"/>
@@ -819,7 +843,7 @@
     <w:r>
       <w:tab/>
       <w:tab/>
-      <w:t>2026-06-17</w:t>
+      <w:t>2026-06-18</w:t>
       <w:br/>
       <w:br/>
     </w:r>
@@ -836,7 +860,7 @@
 </file>
 
 <file path=word/numbering.xml><?xml version="1.0" encoding="utf-8"?>
-<w:numbering xmlns:wpc="http://schemas.microsoft.com/office/word/2010/wordprocessingCanvas" xmlns:cx="http://schemas.microsoft.com/office/drawing/2014/chartex" xmlns:cx1="http://schemas.microsoft.com/office/drawing/2015/9/8/chartex" xmlns:cx2="http://schemas.microsoft.com/office/drawing/2015/10/21/chartex" xmlns:cx3="http://schemas.microsoft.com/office/drawing/2016/5/9/chartex" xmlns:cx4="http://schemas.microsoft.com/office/drawing/2016/5/10/chartex" xmlns:cx5="http://schemas.microsoft.com/office/drawing/2016/5/11/chartex" xmlns:cx6="http://schemas.microsoft.com/office/drawing/2016/5/12/chartex" xmlns:cx7="http://schemas.microsoft.com/office/drawing/2016/5/13/chartex" xmlns:cx8="http://schemas.microsoft.com/office/drawing/2016/5/14/chartex" xmlns:mc="http://schemas.openxmlformats.org/markup-compatibility/2006" xmlns:aink="http://schemas.microsoft.com/office/drawing/2016/ink" xmlns:am3d="http://schemas.microsoft.com/office/drawing/2017/model3d" xmlns:o="urn:schemas-microsoft-com:office:office" xmlns:oel="http://schemas.microsoft.com/office/2019/extlst" xmlns:r="http://schemas.openxmlformats.org/officeDocument/2006/relationships" xmlns:m="http://schemas.openxmlformats.org/officeDocument/2006/math" xmlns:v="urn:schemas-microsoft-com:vml" xmlns:wp14="http://schemas.microsoft.com/office/word/2010/wordprocessingDrawing" xmlns:wp="http://schemas.openxmlformats.org/drawingml/2006/wordprocessingDrawing" xmlns:w10="urn:schemas-microsoft-com:office:word" xmlns:w="http://schemas.openxmlformats.org/wordprocessingml/2006/main" xmlns:w14="http://schemas.microsoft.com/office/word/2010/wordml" xmlns:w15="http://schemas.microsoft.com/office/word/2012/wordml" xmlns:w16cex="http://schemas.microsoft.com/office/word/2018/wordml/cex" xmlns:w16cid="http://schemas.microsoft.com/office/word/2016/wordml/cid" xmlns:w16="http://schemas.microsoft.com/office/word/2018/wordml" xmlns:w16sdtdh="http://schemas.microsoft.com/office/word/2020/wordml/sdtdatahash" xmlns:w16se="http://schemas.microsoft.com/office/word/2015/wordml/symex" xmlns:wpg="http://schemas.microsoft.com/office/word/2010/wordprocessingGroup" xmlns:wpi="http://schemas.microsoft.com/office/word/2010/wordprocessingInk" xmlns:wne="http://schemas.microsoft.com/office/word/2006/wordml" xmlns:wps="http://schemas.microsoft.com/office/word/2010/wordprocessingShape" mc:Ignorable="w14 w15 w16se w16cid w16 w16cex w16sdtdh wp14">
+<w:numbering xmlns:wpc="http://schemas.microsoft.com/office/word/2010/wordprocessingCanvas" xmlns:cx="http://schemas.microsoft.com/office/drawing/2014/chartex" xmlns:cx1="http://schemas.microsoft.com/office/drawing/2015/9/8/chartex" xmlns:cx2="http://schemas.microsoft.com/office/drawing/2015/10/21/chartex" xmlns:cx3="http://schemas.microsoft.com/office/drawing/2016/5/9/chartex" xmlns:cx4="http://schemas.microsoft.com/office/drawing/2016/5/10/chartex" xmlns:cx5="http://schemas.microsoft.com/office/drawing/2016/5/11/chartex" xmlns:cx6="http://schemas.microsoft.com/office/drawing/2016/5/12/chartex" xmlns:cx7="http://schemas.microsoft.com/office/drawing/2016/5/13/chartex" xmlns:cx8="http://schemas.microsoft.com/office/drawing/2016/5/14/chartex" xmlns:mc="http://schemas.openxmlformats.org/markup-compatibility/2006" xmlns:aink="http://schemas.microsoft.com/office/drawing/2016/ink" xmlns:am3d="http://schemas.microsoft.com/office/drawing/2017/model3d" xmlns:o="urn:schemas-microsoft-com:office:office" xmlns:oel="http://schemas.microsoft.com/office/2019/extlst" xmlns:r="http://schemas.openxmlformats.org/officeDocument/2006/relationships" xmlns:m="http://schemas.openxmlformats.org/officeDocument/2006/math" xmlns:v="urn:schemas-microsoft-com:vml" xmlns:wp14="http://schemas.microsoft.com/office/word/2010/wordprocessingDrawing" xmlns:wp="http://schemas.openxmlformats.org/drawingml/2006/wordprocessingDrawing" xmlns:w10="urn:schemas-microsoft-com:office:word" xmlns:w="http://schemas.openxmlformats.org/wordprocessingml/2006/main" xmlns:w14="http://schemas.microsoft.com/office/word/2010/wordml" xmlns:w15="http://schemas.microsoft.com/office/word/2012/wordml" xmlns:w16cex="http://schemas.microsoft.com/office/word/2018/wordml/cex" xmlns:w16cid="http://schemas.microsoft.com/office/word/2016/wordml/cid" xmlns:w16="http://schemas.microsoft.com/office/word/2018/wordml" xmlns:w16du="http://schemas.microsoft.com/office/word/2023/wordml/word16du" xmlns:w16sdtdh="http://schemas.microsoft.com/office/word/2020/wordml/sdtdatahash" xmlns:w16sdtfl="http://schemas.microsoft.com/office/word/2024/wordml/sdtformatlock" xmlns:w16se="http://schemas.microsoft.com/office/word/2015/wordml/symex" xmlns:wpg="http://schemas.microsoft.com/office/word/2010/wordprocessingGroup" xmlns:wpi="http://schemas.microsoft.com/office/word/2010/wordprocessingInk" xmlns:wne="http://schemas.microsoft.com/office/word/2006/wordml" xmlns:wps="http://schemas.microsoft.com/office/word/2010/wordprocessingShape" mc:Ignorable="w14 w15 w16se w16cid w16 w16cex w16sdtdh w16sdtfl w16du wp14">
   <w:abstractNum w:abstractNumId="0" w15:restartNumberingAfterBreak="0">
     <w:nsid w:val="FFFFFF7C"/>
     <w:multiLevelType w:val="singleLevel"/>
@@ -1039,7 +1063,7 @@
 </file>
 
 <file path=word/styles.xml><?xml version="1.0" encoding="utf-8"?>
-<w:styles xmlns:mc="http://schemas.openxmlformats.org/markup-compatibility/2006" xmlns:r="http://schemas.openxmlformats.org/officeDocument/2006/relationships" xmlns:w="http://schemas.openxmlformats.org/wordprocessingml/2006/main" xmlns:w14="http://schemas.microsoft.com/office/word/2010/wordml" xmlns:w15="http://schemas.microsoft.com/office/word/2012/wordml" xmlns:w16cex="http://schemas.microsoft.com/office/word/2018/wordml/cex" xmlns:w16cid="http://schemas.microsoft.com/office/word/2016/wordml/cid" xmlns:w16="http://schemas.microsoft.com/office/word/2018/wordml" xmlns:w16sdtdh="http://schemas.microsoft.com/office/word/2020/wordml/sdtdatahash" xmlns:w16se="http://schemas.microsoft.com/office/word/2015/wordml/symex" mc:Ignorable="w14 w15 w16se w16cid w16 w16cex w16sdtdh">
+<w:styles xmlns:mc="http://schemas.openxmlformats.org/markup-compatibility/2006" xmlns:r="http://schemas.openxmlformats.org/officeDocument/2006/relationships" xmlns:w="http://schemas.openxmlformats.org/wordprocessingml/2006/main" xmlns:w14="http://schemas.microsoft.com/office/word/2010/wordml" xmlns:w15="http://schemas.microsoft.com/office/word/2012/wordml" xmlns:w16cex="http://schemas.microsoft.com/office/word/2018/wordml/cex" xmlns:w16cid="http://schemas.microsoft.com/office/word/2016/wordml/cid" xmlns:w16="http://schemas.microsoft.com/office/word/2018/wordml" xmlns:w16du="http://schemas.microsoft.com/office/word/2023/wordml/word16du" xmlns:w16sdtdh="http://schemas.microsoft.com/office/word/2020/wordml/sdtdatahash" xmlns:w16sdtfl="http://schemas.microsoft.com/office/word/2024/wordml/sdtformatlock" xmlns:w16se="http://schemas.microsoft.com/office/word/2015/wordml/symex" mc:Ignorable="w14 w15 w16se w16cid w16 w16cex w16sdtdh w16sdtfl w16du">
   <w:docDefaults>
     <w:rPrDefault>
       <w:rPr>
@@ -1797,7 +1821,7 @@
     <w:link w:val="TitleChar"/>
     <w:uiPriority w:val="10"/>
     <w:qFormat/>
-    <w:rsid w:val="007106C8"/>
+    <w:rsid w:val="00E854FA"/>
     <w:pPr>
       <w:spacing w:after="300" w:line="240" w:lineRule="auto"/>
       <w:contextualSpacing/>
@@ -1807,7 +1831,7 @@
       <w:rFonts w:eastAsiaTheme="majorEastAsia" w:cstheme="majorBidi"/>
       <w:spacing w:val="5"/>
       <w:kern w:val="28"/>
-      <w:sz w:val="52"/>
+      <w:sz w:val="40"/>
       <w:szCs w:val="52"/>
       <w:lang w:val="sv-SE" w:eastAsia="en-US" w:bidi="ar-SA"/>
     </w:rPr>
@@ -1817,12 +1841,12 @@
     <w:basedOn w:val="DefaultParagraphFont"/>
     <w:link w:val="Title"/>
     <w:uiPriority w:val="10"/>
-    <w:rsid w:val="007106C8"/>
+    <w:rsid w:val="00E854FA"/>
     <w:rPr>
       <w:rFonts w:ascii="Times New Roman" w:eastAsiaTheme="majorEastAsia" w:hAnsi="Times New Roman" w:cstheme="majorBidi"/>
       <w:spacing w:val="5"/>
       <w:kern w:val="28"/>
-      <w:sz w:val="52"/>
+      <w:sz w:val="40"/>
       <w:szCs w:val="52"/>
       <w:lang w:val="sv-SE" w:eastAsia="en-US" w:bidi="ar-SA"/>
     </w:rPr>
